--- a/python/2. 함수.docx
+++ b/python/2. 함수.docx
@@ -1,12 +1,13 @@
 
 <file path=word/document.xml><?xml version="1.0" encoding="utf-8"?>
-<w:document xmlns:wpc="http://schemas.microsoft.com/office/word/2010/wordprocessingCanvas" xmlns:cx="http://schemas.microsoft.com/office/drawing/2014/chartex" xmlns:cx1="http://schemas.microsoft.com/office/drawing/2015/9/8/chartex" xmlns:cx2="http://schemas.microsoft.com/office/drawing/2015/10/21/chartex" xmlns:cx3="http://schemas.microsoft.com/office/drawing/2016/5/9/chartex" xmlns:cx4="http://schemas.microsoft.com/office/drawing/2016/5/10/chartex" xmlns:cx5="http://schemas.microsoft.com/office/drawing/2016/5/11/chartex" xmlns:cx6="http://schemas.microsoft.com/office/drawing/2016/5/12/chartex" xmlns:cx7="http://schemas.microsoft.com/office/drawing/2016/5/13/chartex" xmlns:cx8="http://schemas.microsoft.com/office/drawing/2016/5/14/chartex" xmlns:mc="http://schemas.openxmlformats.org/markup-compatibility/2006" xmlns:aink="http://schemas.microsoft.com/office/drawing/2016/ink" xmlns:am3d="http://schemas.microsoft.com/office/drawing/2017/model3d" xmlns:o="urn:schemas-microsoft-com:office:office" xmlns:r="http://schemas.openxmlformats.org/officeDocument/2006/relationships" xmlns:m="http://schemas.openxmlformats.org/officeDocument/2006/math" xmlns:v="urn:schemas-microsoft-com:vml" xmlns:wp14="http://schemas.microsoft.com/office/word/2010/wordprocessingDrawing" xmlns:wp="http://schemas.openxmlformats.org/drawingml/2006/wordprocessingDrawing" xmlns:w10="urn:schemas-microsoft-com:office:word" xmlns:w="http://schemas.openxmlformats.org/wordprocessingml/2006/main" xmlns:w14="http://schemas.microsoft.com/office/word/2010/wordml" xmlns:w15="http://schemas.microsoft.com/office/word/2012/wordml" xmlns:w16cex="http://schemas.microsoft.com/office/word/2018/wordml/cex" xmlns:w16cid="http://schemas.microsoft.com/office/word/2016/wordml/cid" xmlns:w16="http://schemas.microsoft.com/office/word/2018/wordml" xmlns:w16sdtdh="http://schemas.microsoft.com/office/word/2020/wordml/sdtdatahash" xmlns:w16se="http://schemas.microsoft.com/office/word/2015/wordml/symex" xmlns:wpg="http://schemas.microsoft.com/office/word/2010/wordprocessingGroup" xmlns:wpi="http://schemas.microsoft.com/office/word/2010/wordprocessingInk" xmlns:wne="http://schemas.microsoft.com/office/word/2006/wordml" xmlns:wps="http://schemas.microsoft.com/office/word/2010/wordprocessingShape" mc:Ignorable="w14 w15 w16se w16cid w16 w16cex w16sdtdh wp14">
+<w:document xmlns:wpc="http://schemas.microsoft.com/office/word/2010/wordprocessingCanvas" xmlns:cx="http://schemas.microsoft.com/office/drawing/2014/chartex" xmlns:cx1="http://schemas.microsoft.com/office/drawing/2015/9/8/chartex" xmlns:cx2="http://schemas.microsoft.com/office/drawing/2015/10/21/chartex" xmlns:cx3="http://schemas.microsoft.com/office/drawing/2016/5/9/chartex" xmlns:cx4="http://schemas.microsoft.com/office/drawing/2016/5/10/chartex" xmlns:cx5="http://schemas.microsoft.com/office/drawing/2016/5/11/chartex" xmlns:cx6="http://schemas.microsoft.com/office/drawing/2016/5/12/chartex" xmlns:cx7="http://schemas.microsoft.com/office/drawing/2016/5/13/chartex" xmlns:cx8="http://schemas.microsoft.com/office/drawing/2016/5/14/chartex" xmlns:mc="http://schemas.openxmlformats.org/markup-compatibility/2006" xmlns:aink="http://schemas.microsoft.com/office/drawing/2016/ink" xmlns:am3d="http://schemas.microsoft.com/office/drawing/2017/model3d" xmlns:o="urn:schemas-microsoft-com:office:office" xmlns:oel="http://schemas.microsoft.com/office/2019/extlst" xmlns:r="http://schemas.openxmlformats.org/officeDocument/2006/relationships" xmlns:m="http://schemas.openxmlformats.org/officeDocument/2006/math" xmlns:v="urn:schemas-microsoft-com:vml" xmlns:wp14="http://schemas.microsoft.com/office/word/2010/wordprocessingDrawing" xmlns:wp="http://schemas.openxmlformats.org/drawingml/2006/wordprocessingDrawing" xmlns:w10="urn:schemas-microsoft-com:office:word" xmlns:w="http://schemas.openxmlformats.org/wordprocessingml/2006/main" xmlns:w14="http://schemas.microsoft.com/office/word/2010/wordml" xmlns:w15="http://schemas.microsoft.com/office/word/2012/wordml" xmlns:w16cex="http://schemas.microsoft.com/office/word/2018/wordml/cex" xmlns:w16cid="http://schemas.microsoft.com/office/word/2016/wordml/cid" xmlns:w16="http://schemas.microsoft.com/office/word/2018/wordml" xmlns:w16du="http://schemas.microsoft.com/office/word/2023/wordml/word16du" xmlns:w16sdtdh="http://schemas.microsoft.com/office/word/2020/wordml/sdtdatahash" xmlns:w16sdtfl="http://schemas.microsoft.com/office/word/2024/wordml/sdtformatlock" xmlns:w16se="http://schemas.microsoft.com/office/word/2015/wordml/symex" xmlns:wpg="http://schemas.microsoft.com/office/word/2010/wordprocessingGroup" xmlns:wpi="http://schemas.microsoft.com/office/word/2010/wordprocessingInk" xmlns:wne="http://schemas.microsoft.com/office/word/2006/wordml" xmlns:wps="http://schemas.microsoft.com/office/word/2010/wordprocessingShape" mc:Ignorable="w14 w15 w16se w16cid w16 w16cex w16sdtdh w16sdtfl w16du wp14">
   <w:body>
     <w:p>
       <w:pPr>
         <w:ind w:left="210"/>
         <w:jc w:val="center"/>
         <w:rPr>
+          <w:rFonts w:ascii="굴림" w:eastAsia="굴림" w:hAnsi="굴림"/>
           <w:b/>
           <w:bCs/>
           <w:sz w:val="24"/>
@@ -15,7 +16,7 @@
       </w:pPr>
       <w:r>
         <w:rPr>
-          <w:rFonts w:hint="eastAsia"/>
+          <w:rFonts w:ascii="굴림" w:eastAsia="굴림" w:hAnsi="굴림" w:hint="eastAsia"/>
           <w:b/>
           <w:bCs/>
           <w:sz w:val="24"/>
@@ -29,6 +30,7 @@
         <w:ind w:left="210"/>
         <w:jc w:val="center"/>
         <w:rPr>
+          <w:rFonts w:ascii="굴림" w:eastAsia="굴림" w:hAnsi="굴림"/>
           <w:b/>
           <w:bCs/>
           <w:sz w:val="16"/>
@@ -43,19 +45,25 @@
           <w:ilvl w:val="0"/>
           <w:numId w:val="5"/>
         </w:numPr>
-      </w:pPr>
-      <w:r>
-        <w:rPr>
-          <w:rFonts w:hint="eastAsia"/>
+        <w:rPr>
+          <w:rFonts w:ascii="굴림" w:eastAsia="굴림" w:hAnsi="굴림"/>
+        </w:rPr>
+      </w:pPr>
+      <w:r>
+        <w:rPr>
+          <w:rFonts w:ascii="굴림" w:eastAsia="굴림" w:hAnsi="굴림" w:hint="eastAsia"/>
         </w:rPr>
         <w:t>함수(F</w:t>
       </w:r>
       <w:r>
+        <w:rPr>
+          <w:rFonts w:ascii="굴림" w:eastAsia="굴림" w:hAnsi="굴림"/>
+        </w:rPr>
         <w:t>unction)</w:t>
       </w:r>
       <w:r>
         <w:rPr>
-          <w:rFonts w:hint="eastAsia"/>
+          <w:rFonts w:ascii="굴림" w:eastAsia="굴림" w:hAnsi="굴림" w:hint="eastAsia"/>
         </w:rPr>
         <w:t xml:space="preserve"> </w:t>
       </w:r>
@@ -68,27 +76,30 @@
           <w:numId w:val="5"/>
         </w:numPr>
         <w:rPr>
-          <w:rFonts w:hint="eastAsia"/>
-        </w:rPr>
-      </w:pPr>
-      <w:r>
-        <w:rPr>
-          <w:rFonts w:hint="eastAsia"/>
+          <w:rFonts w:ascii="굴림" w:eastAsia="굴림" w:hAnsi="굴림"/>
+        </w:rPr>
+      </w:pPr>
+      <w:r>
+        <w:rPr>
+          <w:rFonts w:ascii="굴림" w:eastAsia="굴림" w:hAnsi="굴림" w:hint="eastAsia"/>
         </w:rPr>
         <w:t>함수란?</w:t>
       </w:r>
       <w:r>
+        <w:rPr>
+          <w:rFonts w:ascii="굴림" w:eastAsia="굴림" w:hAnsi="굴림"/>
+        </w:rPr>
         <w:t xml:space="preserve"> – </w:t>
       </w:r>
       <w:r>
         <w:rPr>
-          <w:rFonts w:hint="eastAsia"/>
+          <w:rFonts w:ascii="굴림" w:eastAsia="굴림" w:hAnsi="굴림" w:hint="eastAsia"/>
         </w:rPr>
         <w:t xml:space="preserve">특정 작업을 수행하기 위한 </w:t>
       </w:r>
       <w:r>
         <w:rPr>
-          <w:rFonts w:hint="eastAsia"/>
+          <w:rFonts w:ascii="굴림" w:eastAsia="굴림" w:hAnsi="굴림" w:hint="eastAsia"/>
           <w:u w:val="single"/>
         </w:rPr>
         <w:t>재사용 가능한 코드의 묶음</w:t>
@@ -101,27 +112,250 @@
           <w:ilvl w:val="1"/>
           <w:numId w:val="5"/>
         </w:numPr>
-      </w:pPr>
-      <w:r>
-        <w:rPr>
-          <w:rFonts w:hint="eastAsia"/>
+        <w:rPr>
+          <w:rFonts w:ascii="굴림" w:eastAsia="굴림" w:hAnsi="굴림"/>
+        </w:rPr>
+      </w:pPr>
+      <w:r>
+        <w:rPr>
+          <w:rFonts w:ascii="굴림" w:eastAsia="굴림" w:hAnsi="굴림" w:hint="eastAsia"/>
+        </w:rPr>
+        <w:t xml:space="preserve">함수 정의문 </w:t>
+      </w:r>
+    </w:p>
+    <w:p>
+      <w:pPr>
+        <w:pStyle w:val="a6"/>
+        <w:numPr>
+          <w:ilvl w:val="2"/>
+          <w:numId w:val="5"/>
+        </w:numPr>
+        <w:rPr>
+          <w:rFonts w:ascii="굴림" w:eastAsia="굴림" w:hAnsi="굴림"/>
+        </w:rPr>
+      </w:pPr>
+      <w:r>
+        <w:rPr>
+          <w:rFonts w:ascii="굴림" w:eastAsia="굴림" w:hAnsi="굴림"/>
+        </w:rPr>
+        <w:t>def</w:t>
+      </w:r>
+      <w:r>
+        <w:rPr>
+          <w:rFonts w:ascii="굴림" w:eastAsia="굴림" w:hAnsi="굴림" w:hint="eastAsia"/>
+        </w:rPr>
+        <w:t>로 시작</w:t>
+      </w:r>
+      <w:r>
+        <w:rPr>
+          <w:rFonts w:ascii="굴림" w:eastAsia="굴림" w:hAnsi="굴림"/>
+        </w:rPr>
+        <w:t xml:space="preserve"> / </w:t>
+      </w:r>
+      <w:r>
+        <w:rPr>
+          <w:rFonts w:ascii="굴림" w:eastAsia="굴림" w:hAnsi="굴림" w:hint="eastAsia"/>
+        </w:rPr>
+        <w:t xml:space="preserve">뒤에 함수 이름 작성 </w:t>
+      </w:r>
+      <w:r>
+        <w:rPr>
+          <w:rFonts w:ascii="굴림" w:eastAsia="굴림" w:hAnsi="굴림"/>
+        </w:rPr>
+        <w:t xml:space="preserve">/ </w:t>
+      </w:r>
+      <w:r>
+        <w:rPr>
+          <w:rFonts w:ascii="굴림" w:eastAsia="굴림" w:hAnsi="굴림" w:hint="eastAsia"/>
+        </w:rPr>
+        <w:t xml:space="preserve">괄호 안에 매개 변수 지정 </w:t>
+      </w:r>
+      <w:r>
+        <w:rPr>
+          <w:rFonts w:ascii="굴림" w:eastAsia="굴림" w:hAnsi="굴림"/>
+        </w:rPr>
+        <w:t xml:space="preserve">/ </w:t>
+      </w:r>
+      <w:r>
+        <w:rPr>
+          <w:rFonts w:ascii="굴림" w:eastAsia="굴림" w:hAnsi="굴림" w:hint="eastAsia"/>
+        </w:rPr>
+        <w:t xml:space="preserve">뒤에 콜론 </w:t>
+      </w:r>
+      <w:r>
+        <w:rPr>
+          <w:rFonts w:ascii="굴림" w:eastAsia="굴림" w:hAnsi="굴림"/>
+        </w:rPr>
+        <w:t xml:space="preserve">: </w:t>
+      </w:r>
+    </w:p>
+    <w:p>
+      <w:pPr>
+        <w:pStyle w:val="a6"/>
+        <w:numPr>
+          <w:ilvl w:val="2"/>
+          <w:numId w:val="5"/>
+        </w:numPr>
+        <w:rPr>
+          <w:rFonts w:ascii="굴림" w:eastAsia="굴림" w:hAnsi="굴림"/>
+        </w:rPr>
+      </w:pPr>
+      <w:r>
+        <w:rPr>
+          <w:rFonts w:ascii="굴림" w:eastAsia="굴림" w:hAnsi="굴림" w:hint="eastAsia"/>
+        </w:rPr>
+        <w:t>코드 가독성을 위해 어떤 데이터인지 알 수 있는 명확한 이름 사용을 권장</w:t>
+      </w:r>
+    </w:p>
+    <w:p>
+      <w:pPr>
+        <w:pStyle w:val="a6"/>
+        <w:numPr>
+          <w:ilvl w:val="1"/>
+          <w:numId w:val="5"/>
+        </w:numPr>
+        <w:rPr>
+          <w:rFonts w:ascii="굴림" w:eastAsia="굴림" w:hAnsi="굴림"/>
+        </w:rPr>
+      </w:pPr>
+      <w:r>
+        <w:rPr>
+          <w:rFonts w:ascii="굴림" w:eastAsia="굴림" w:hAnsi="굴림" w:hint="eastAsia"/>
         </w:rPr>
         <w:t xml:space="preserve">함수 </w:t>
       </w:r>
-      <w:proofErr w:type="spellStart"/>
-      <w:r>
-        <w:rPr>
-          <w:rFonts w:hint="eastAsia"/>
-        </w:rPr>
-        <w:t>정의문</w:t>
-      </w:r>
-      <w:proofErr w:type="spellEnd"/>
-      <w:r>
-        <w:rPr>
-          <w:rFonts w:hint="eastAsia"/>
+      <w:r>
+        <w:rPr>
+          <w:rFonts w:ascii="굴림" w:eastAsia="굴림" w:hAnsi="굴림"/>
+        </w:rPr>
+        <w:t xml:space="preserve">body </w:t>
+      </w:r>
+    </w:p>
+    <w:p>
+      <w:pPr>
+        <w:pStyle w:val="a6"/>
+        <w:numPr>
+          <w:ilvl w:val="2"/>
+          <w:numId w:val="5"/>
+        </w:numPr>
+        <w:rPr>
+          <w:rFonts w:ascii="굴림" w:eastAsia="굴림" w:hAnsi="굴림"/>
+        </w:rPr>
+      </w:pPr>
+      <w:r>
+        <w:rPr>
+          <w:rFonts w:ascii="굴림" w:eastAsia="굴림" w:hAnsi="굴림" w:hint="eastAsia"/>
+        </w:rPr>
+        <w:t xml:space="preserve">콜론 다음 들여쓰기가 된 부분부터 </w:t>
+      </w:r>
+      <w:r>
+        <w:rPr>
+          <w:rFonts w:ascii="굴림" w:eastAsia="굴림" w:hAnsi="굴림"/>
+        </w:rPr>
+        <w:t xml:space="preserve">body, </w:t>
+      </w:r>
+      <w:r>
+        <w:rPr>
+          <w:rFonts w:ascii="굴림" w:eastAsia="굴림" w:hAnsi="굴림" w:hint="eastAsia"/>
+        </w:rPr>
+        <w:t xml:space="preserve">실행될 때 수행되는 코드를 </w:t>
+      </w:r>
+      <w:r>
+        <w:rPr>
+          <w:rFonts w:ascii="굴림" w:eastAsia="굴림" w:hAnsi="굴림" w:hint="eastAsia"/>
+        </w:rPr>
+        <w:t>입력</w:t>
+      </w:r>
+    </w:p>
+    <w:p>
+      <w:pPr>
+        <w:pStyle w:val="a6"/>
+        <w:numPr>
+          <w:ilvl w:val="2"/>
+          <w:numId w:val="5"/>
+        </w:numPr>
+        <w:rPr>
+          <w:rFonts w:ascii="굴림" w:eastAsia="굴림" w:hAnsi="굴림"/>
+        </w:rPr>
+      </w:pPr>
+      <w:r>
+        <w:rPr>
+          <w:rFonts w:ascii="굴림" w:eastAsia="굴림" w:hAnsi="굴림" w:hint="eastAsia"/>
+        </w:rPr>
+        <w:t>d</w:t>
+      </w:r>
+      <w:r>
+        <w:rPr>
+          <w:rFonts w:ascii="굴림" w:eastAsia="굴림" w:hAnsi="굴림"/>
+        </w:rPr>
+        <w:t>ocstiring(</w:t>
+      </w:r>
+      <w:r>
+        <w:rPr>
+          <w:rFonts w:ascii="굴림" w:eastAsia="굴림" w:hAnsi="굴림" w:hint="eastAsia"/>
+        </w:rPr>
+        <w:t>덕스트링)</w:t>
+      </w:r>
+      <w:r>
+        <w:rPr>
+          <w:rFonts w:ascii="굴림" w:eastAsia="굴림" w:hAnsi="굴림"/>
+        </w:rPr>
+        <w:t xml:space="preserve"> – </w:t>
+      </w:r>
+      <w:r>
+        <w:rPr>
+          <w:rFonts w:ascii="굴림" w:eastAsia="굴림" w:hAnsi="굴림" w:hint="eastAsia"/>
+        </w:rPr>
+        <w:t xml:space="preserve">따옴표 </w:t>
+      </w:r>
+      <w:r>
+        <w:rPr>
+          <w:rFonts w:ascii="굴림" w:eastAsia="굴림" w:hAnsi="굴림"/>
+        </w:rPr>
+        <w:t>3</w:t>
+      </w:r>
+      <w:r>
+        <w:rPr>
+          <w:rFonts w:ascii="굴림" w:eastAsia="굴림" w:hAnsi="굴림" w:hint="eastAsia"/>
+        </w:rPr>
+        <w:t>개 안에 들어가 있는</w:t>
+      </w:r>
+      <w:r>
+        <w:rPr>
+          <w:rFonts w:ascii="굴림" w:eastAsia="굴림" w:hAnsi="굴림"/>
+        </w:rPr>
+        <w:t xml:space="preserve">, body </w:t>
+      </w:r>
+      <w:r>
+        <w:rPr>
+          <w:rFonts w:ascii="굴림" w:eastAsia="굴림" w:hAnsi="굴림" w:hint="eastAsia"/>
+        </w:rPr>
+        <w:t>앞에 작성</w:t>
+      </w:r>
+      <w:r>
+        <w:rPr>
+          <w:rFonts w:ascii="굴림" w:eastAsia="굴림" w:hAnsi="굴림"/>
+        </w:rPr>
+        <w:t xml:space="preserve"> /</w:t>
+      </w:r>
+      <w:r>
+        <w:rPr>
+          <w:rFonts w:ascii="굴림" w:eastAsia="굴림" w:hAnsi="굴림" w:hint="eastAsia"/>
         </w:rPr>
         <w:t xml:space="preserve"> </w:t>
       </w:r>
+      <w:r>
+        <w:rPr>
+          <w:rFonts w:ascii="굴림" w:eastAsia="굴림" w:hAnsi="굴림" w:hint="eastAsia"/>
+        </w:rPr>
+        <w:t xml:space="preserve">정의된 </w:t>
+      </w:r>
+      <w:r>
+        <w:rPr>
+          <w:rFonts w:ascii="굴림" w:eastAsia="굴림" w:hAnsi="굴림" w:hint="eastAsia"/>
+        </w:rPr>
+        <w:t>함수 설명서</w:t>
+      </w:r>
     </w:p>
     <w:p>
       <w:pPr>
@@ -130,56 +364,135 @@
           <w:ilvl w:val="2"/>
           <w:numId w:val="5"/>
         </w:numPr>
-      </w:pPr>
-      <w:r>
-        <w:t>def</w:t>
-      </w:r>
-      <w:r>
-        <w:rPr>
-          <w:rFonts w:hint="eastAsia"/>
-        </w:rPr>
-        <w:t xml:space="preserve">로 </w:t>
-      </w:r>
-      <w:proofErr w:type="gramStart"/>
-      <w:r>
-        <w:rPr>
-          <w:rFonts w:hint="eastAsia"/>
-        </w:rPr>
-        <w:t>시작</w:t>
-      </w:r>
-      <w:r>
-        <w:t xml:space="preserve"> /</w:t>
-      </w:r>
-      <w:proofErr w:type="gramEnd"/>
-      <w:r>
+        <w:rPr>
+          <w:rFonts w:ascii="굴림" w:eastAsia="굴림" w:hAnsi="굴림"/>
+        </w:rPr>
+      </w:pPr>
+    </w:p>
+    <w:p>
+      <w:pPr>
+        <w:pStyle w:val="a6"/>
+        <w:numPr>
+          <w:ilvl w:val="1"/>
+          <w:numId w:val="5"/>
+        </w:numPr>
+        <w:rPr>
+          <w:rFonts w:ascii="굴림" w:eastAsia="굴림" w:hAnsi="굴림"/>
+        </w:rPr>
+      </w:pPr>
+      <w:r>
+        <w:rPr>
+          <w:rFonts w:ascii="굴림" w:eastAsia="굴림" w:hAnsi="굴림" w:hint="eastAsia"/>
+        </w:rPr>
+        <w:t>함수 호출</w:t>
+      </w:r>
+      <w:r>
+        <w:rPr>
+          <w:rFonts w:ascii="굴림" w:eastAsia="굴림" w:hAnsi="굴림"/>
+        </w:rPr>
+        <w:t xml:space="preserve">(function call) </w:t>
+      </w:r>
+      <w:r>
+        <w:rPr>
+          <w:rFonts w:ascii="굴림" w:eastAsia="굴림" w:hAnsi="굴림"/>
+        </w:rPr>
+        <w:t xml:space="preserve">– </w:t>
+      </w:r>
+      <w:r>
+        <w:rPr>
+          <w:rFonts w:ascii="굴림" w:eastAsia="굴림" w:hAnsi="굴림" w:hint="eastAsia"/>
+        </w:rPr>
+        <w:t xml:space="preserve">함수 </w:t>
+      </w:r>
+      <w:r>
+        <w:rPr>
+          <w:rFonts w:ascii="굴림" w:eastAsia="굴림" w:hAnsi="굴림" w:hint="eastAsia"/>
+        </w:rPr>
+        <w:t>이름(</w:t>
+      </w:r>
+      <w:r>
+        <w:rPr>
+          <w:rFonts w:ascii="굴림" w:eastAsia="굴림" w:hAnsi="굴림"/>
+        </w:rPr>
+        <w:t>)</w:t>
+      </w:r>
+      <w:r>
+        <w:rPr>
+          <w:rFonts w:ascii="굴림" w:eastAsia="굴림" w:hAnsi="굴림" w:hint="eastAsia"/>
+        </w:rPr>
+        <w:t>의 형식</w:t>
+      </w:r>
+    </w:p>
+    <w:p>
+      <w:pPr>
+        <w:pStyle w:val="a6"/>
+        <w:numPr>
+          <w:ilvl w:val="2"/>
+          <w:numId w:val="5"/>
+        </w:numPr>
+        <w:rPr>
+          <w:rFonts w:ascii="굴림" w:eastAsia="굴림" w:hAnsi="굴림"/>
+        </w:rPr>
+      </w:pPr>
+      <w:r>
+        <w:rPr>
+          <w:rFonts w:ascii="굴림" w:eastAsia="굴림" w:hAnsi="굴림" w:hint="eastAsia"/>
+        </w:rPr>
+        <w:t>함수를 실행하기 위해 함수의 이름을 사용해 함수의 코드 블록을 실행하는 것</w:t>
+      </w:r>
+    </w:p>
+    <w:p>
+      <w:pPr>
+        <w:pStyle w:val="a6"/>
+        <w:numPr>
+          <w:ilvl w:val="2"/>
+          <w:numId w:val="5"/>
+        </w:numPr>
+        <w:rPr>
+          <w:rFonts w:ascii="굴림" w:eastAsia="굴림" w:hAnsi="굴림"/>
+        </w:rPr>
+      </w:pPr>
+      <w:r>
+        <w:rPr>
+          <w:rFonts w:ascii="굴림" w:eastAsia="굴림" w:hAnsi="굴림" w:hint="eastAsia"/>
+        </w:rPr>
+        <w:t>만들어</w:t>
+      </w:r>
+      <w:r>
+        <w:rPr>
+          <w:rFonts w:ascii="굴림" w:eastAsia="굴림" w:hAnsi="굴림" w:hint="eastAsia"/>
+        </w:rPr>
         <w:t xml:space="preserve"> </w:t>
       </w:r>
       <w:r>
         <w:rPr>
-          <w:rFonts w:hint="eastAsia"/>
-        </w:rPr>
-        <w:t xml:space="preserve">뒤에 함수 이름 작성 </w:t>
-      </w:r>
-      <w:r>
-        <w:t xml:space="preserve">/ </w:t>
-      </w:r>
-      <w:r>
-        <w:rPr>
-          <w:rFonts w:hint="eastAsia"/>
-        </w:rPr>
-        <w:t xml:space="preserve">괄호 안에 매개 변수 지정 </w:t>
-      </w:r>
-      <w:r>
-        <w:t xml:space="preserve">/ </w:t>
-      </w:r>
-      <w:r>
-        <w:rPr>
-          <w:rFonts w:hint="eastAsia"/>
-        </w:rPr>
-        <w:t xml:space="preserve">뒤에 콜론 </w:t>
-      </w:r>
-      <w:r>
-        <w:t xml:space="preserve">: </w:t>
+          <w:rFonts w:ascii="굴림" w:eastAsia="굴림" w:hAnsi="굴림" w:hint="eastAsia"/>
+        </w:rPr>
+        <w:t>놓은 함수의 이름과 소괄호를 사용해 호출,</w:t>
+      </w:r>
+      <w:r>
+        <w:rPr>
+          <w:rFonts w:ascii="굴림" w:eastAsia="굴림" w:hAnsi="굴림"/>
+        </w:rPr>
+        <w:t xml:space="preserve"> </w:t>
+      </w:r>
+      <w:r>
+        <w:rPr>
+          <w:rFonts w:ascii="굴림" w:eastAsia="굴림" w:hAnsi="굴림" w:hint="eastAsia"/>
+        </w:rPr>
+        <w:t>소괄호 안에는 인</w:t>
+      </w:r>
+      <w:r>
+        <w:rPr>
+          <w:rFonts w:ascii="굴림" w:eastAsia="굴림" w:hAnsi="굴림" w:hint="eastAsia"/>
+        </w:rPr>
+        <w:t>자가 들어감</w:t>
+      </w:r>
+      <w:r>
+        <w:rPr>
+          <w:rFonts w:ascii="굴림" w:eastAsia="굴림" w:hAnsi="굴림" w:hint="eastAsia"/>
+        </w:rPr>
+        <w:t xml:space="preserve"> </w:t>
       </w:r>
     </w:p>
     <w:p>
@@ -189,13 +502,10 @@
           <w:ilvl w:val="2"/>
           <w:numId w:val="5"/>
         </w:numPr>
-      </w:pPr>
-      <w:r>
-        <w:rPr>
-          <w:rFonts w:hint="eastAsia"/>
-        </w:rPr>
-        <w:t>코드 가독성을 위해 어떤 데이터인지 알 수 있는 명확한 이름 사용을 권장</w:t>
-      </w:r>
+        <w:rPr>
+          <w:rFonts w:ascii="굴림" w:eastAsia="굴림" w:hAnsi="굴림"/>
+        </w:rPr>
+      </w:pPr>
     </w:p>
     <w:p>
       <w:pPr>
@@ -204,15 +514,15 @@
           <w:ilvl w:val="1"/>
           <w:numId w:val="5"/>
         </w:numPr>
-      </w:pPr>
-      <w:r>
-        <w:rPr>
-          <w:rFonts w:hint="eastAsia"/>
-        </w:rPr>
-        <w:t xml:space="preserve">함수 </w:t>
-      </w:r>
-      <w:r>
-        <w:t xml:space="preserve">body </w:t>
+        <w:rPr>
+          <w:rFonts w:ascii="굴림" w:eastAsia="굴림" w:hAnsi="굴림"/>
+        </w:rPr>
+      </w:pPr>
+      <w:r>
+        <w:rPr>
+          <w:rFonts w:ascii="굴림" w:eastAsia="굴림" w:hAnsi="굴림" w:hint="eastAsia"/>
+        </w:rPr>
+        <w:t xml:space="preserve"> 매개변수와 인자</w:t>
       </w:r>
     </w:p>
     <w:p>
@@ -222,39 +532,51 @@
           <w:ilvl w:val="2"/>
           <w:numId w:val="5"/>
         </w:numPr>
-      </w:pPr>
-      <w:r>
-        <w:rPr>
-          <w:rFonts w:hint="eastAsia"/>
-        </w:rPr>
-        <w:t>콜론 다음 들여쓰기가 된 부분</w:t>
-      </w:r>
-      <w:r>
-        <w:rPr>
-          <w:rFonts w:hint="eastAsia"/>
-        </w:rPr>
-        <w:t>부터</w:t>
-      </w:r>
-      <w:r>
-        <w:rPr>
-          <w:rFonts w:hint="eastAsia"/>
+        <w:rPr>
+          <w:rFonts w:ascii="굴림" w:eastAsia="굴림" w:hAnsi="굴림"/>
+        </w:rPr>
+      </w:pPr>
+      <w:r>
+        <w:rPr>
+          <w:rFonts w:ascii="굴림" w:eastAsia="굴림" w:hAnsi="굴림" w:hint="eastAsia"/>
+        </w:rPr>
+        <w:t>함수를 정의할 때는 매개변수(</w:t>
+      </w:r>
+      <w:r>
+        <w:rPr>
+          <w:rFonts w:ascii="굴림" w:eastAsia="굴림" w:hAnsi="굴림"/>
+        </w:rPr>
+        <w:t>par</w:t>
+      </w:r>
+      <w:r>
+        <w:rPr>
+          <w:rFonts w:ascii="굴림" w:eastAsia="굴림" w:hAnsi="굴림" w:hint="eastAsia"/>
+        </w:rPr>
+        <w:t>a</w:t>
+      </w:r>
+      <w:r>
+        <w:rPr>
+          <w:rFonts w:ascii="굴림" w:eastAsia="굴림" w:hAnsi="굴림"/>
+        </w:rPr>
+        <w:t>meter)</w:t>
+      </w:r>
+      <w:r>
+        <w:rPr>
+          <w:rFonts w:ascii="굴림" w:eastAsia="굴림" w:hAnsi="굴림" w:hint="eastAsia"/>
         </w:rPr>
         <w:t xml:space="preserve"> </w:t>
       </w:r>
       <w:r>
-        <w:t xml:space="preserve">body, </w:t>
-      </w:r>
-      <w:r>
-        <w:rPr>
-          <w:rFonts w:hint="eastAsia"/>
-        </w:rPr>
-        <w:t xml:space="preserve">실행될 때 수행되는 코드를 </w:t>
-      </w:r>
-      <w:r>
-        <w:rPr>
-          <w:rFonts w:hint="eastAsia"/>
-        </w:rPr>
-        <w:t>입력</w:t>
+        <w:rPr>
+          <w:rFonts w:ascii="굴림" w:eastAsia="굴림" w:hAnsi="굴림"/>
+        </w:rPr>
+        <w:t xml:space="preserve">– </w:t>
+      </w:r>
+      <w:r>
+        <w:rPr>
+          <w:rFonts w:ascii="굴림" w:eastAsia="굴림" w:hAnsi="굴림" w:hint="eastAsia"/>
+        </w:rPr>
+        <w:t>함수가 받을 값을 나타내는 변수</w:t>
       </w:r>
     </w:p>
     <w:p>
@@ -264,90 +586,45 @@
           <w:ilvl w:val="2"/>
           <w:numId w:val="5"/>
         </w:numPr>
-      </w:pPr>
-      <w:proofErr w:type="spellStart"/>
-      <w:r>
-        <w:rPr>
-          <w:rFonts w:hint="eastAsia"/>
-        </w:rPr>
-        <w:t>d</w:t>
-      </w:r>
-      <w:r>
-        <w:t>ocstiring</w:t>
-      </w:r>
-      <w:proofErr w:type="spellEnd"/>
-      <w:r>
-        <w:t>(</w:t>
-      </w:r>
-      <w:proofErr w:type="spellStart"/>
-      <w:r>
-        <w:rPr>
-          <w:rFonts w:hint="eastAsia"/>
-        </w:rPr>
-        <w:t>덕스트링</w:t>
-      </w:r>
-      <w:proofErr w:type="spellEnd"/>
-      <w:r>
-        <w:rPr>
-          <w:rFonts w:hint="eastAsia"/>
-        </w:rPr>
-        <w:t>)</w:t>
-      </w:r>
-      <w:r>
-        <w:t xml:space="preserve"> – </w:t>
-      </w:r>
-      <w:r>
-        <w:rPr>
-          <w:rFonts w:hint="eastAsia"/>
-        </w:rPr>
-        <w:t xml:space="preserve">따옴표 </w:t>
-      </w:r>
-      <w:r>
-        <w:t>3</w:t>
-      </w:r>
-      <w:r>
-        <w:rPr>
-          <w:rFonts w:hint="eastAsia"/>
-        </w:rPr>
-        <w:t>개 안에 들어가 있는</w:t>
-      </w:r>
-      <w:r>
-        <w:t xml:space="preserve">, body </w:t>
-      </w:r>
-      <w:r>
-        <w:rPr>
-          <w:rFonts w:hint="eastAsia"/>
-        </w:rPr>
-        <w:t xml:space="preserve">앞에 </w:t>
-      </w:r>
-      <w:proofErr w:type="gramStart"/>
-      <w:r>
-        <w:rPr>
-          <w:rFonts w:hint="eastAsia"/>
-        </w:rPr>
-        <w:t>작성</w:t>
-      </w:r>
-      <w:r>
-        <w:t xml:space="preserve"> /</w:t>
-      </w:r>
-      <w:proofErr w:type="gramEnd"/>
-      <w:r>
-        <w:rPr>
-          <w:rFonts w:hint="eastAsia"/>
+        <w:rPr>
+          <w:rFonts w:ascii="굴림" w:eastAsia="굴림" w:hAnsi="굴림"/>
+        </w:rPr>
+      </w:pPr>
+      <w:r>
+        <w:rPr>
+          <w:rFonts w:ascii="굴림" w:eastAsia="굴림" w:hAnsi="굴림" w:hint="eastAsia"/>
+        </w:rPr>
+        <w:t>함수를 호출할 때는 전달 인자(</w:t>
+      </w:r>
+      <w:r>
+        <w:rPr>
+          <w:rFonts w:ascii="굴림" w:eastAsia="굴림" w:hAnsi="굴림"/>
+        </w:rPr>
+        <w:t>argument)</w:t>
+      </w:r>
+      <w:r>
+        <w:rPr>
+          <w:rFonts w:ascii="굴림" w:eastAsia="굴림" w:hAnsi="굴림" w:hint="eastAsia"/>
         </w:rPr>
         <w:t xml:space="preserve"> </w:t>
       </w:r>
       <w:r>
         <w:rPr>
-          <w:rFonts w:hint="eastAsia"/>
-        </w:rPr>
-        <w:t xml:space="preserve">정의된 </w:t>
-      </w:r>
-      <w:r>
-        <w:rPr>
-          <w:rFonts w:hint="eastAsia"/>
-        </w:rPr>
-        <w:t>함수 설명서</w:t>
+          <w:rFonts w:ascii="굴림" w:eastAsia="굴림" w:hAnsi="굴림"/>
+        </w:rPr>
+        <w:t xml:space="preserve">– </w:t>
+      </w:r>
+      <w:r>
+        <w:rPr>
+          <w:rFonts w:ascii="굴림" w:eastAsia="굴림" w:hAnsi="굴림" w:hint="eastAsia"/>
+        </w:rPr>
+        <w:t xml:space="preserve">할당된 값을 </w:t>
+      </w:r>
+      <w:r>
+        <w:rPr>
+          <w:rFonts w:ascii="굴림" w:eastAsia="굴림" w:hAnsi="굴림" w:hint="eastAsia"/>
+        </w:rPr>
+        <w:t>매개변수로 전달</w:t>
       </w:r>
     </w:p>
     <w:p>
@@ -358,7 +635,7 @@
           <w:numId w:val="5"/>
         </w:numPr>
         <w:rPr>
-          <w:rFonts w:hint="eastAsia"/>
+          <w:rFonts w:ascii="굴림" w:eastAsia="굴림" w:hAnsi="굴림"/>
         </w:rPr>
       </w:pPr>
     </w:p>
@@ -369,39 +646,105 @@
           <w:ilvl w:val="1"/>
           <w:numId w:val="5"/>
         </w:numPr>
-      </w:pPr>
-      <w:r>
-        <w:rPr>
-          <w:rFonts w:hint="eastAsia"/>
-        </w:rPr>
-        <w:t>함수 호출</w:t>
-      </w:r>
-      <w:r>
-        <w:t xml:space="preserve">(function call) </w:t>
-      </w:r>
-      <w:r>
+        <w:rPr>
+          <w:rFonts w:ascii="굴림" w:eastAsia="굴림" w:hAnsi="굴림"/>
+        </w:rPr>
+      </w:pPr>
+      <w:r>
+        <w:rPr>
+          <w:rFonts w:ascii="굴림" w:eastAsia="굴림" w:hAnsi="굴림" w:hint="eastAsia"/>
+        </w:rPr>
+        <w:t>함수와 반환값</w:t>
+      </w:r>
+      <w:r>
+        <w:rPr>
+          <w:rFonts w:ascii="굴림" w:eastAsia="굴림" w:hAnsi="굴림" w:hint="eastAsia"/>
+        </w:rPr>
+        <w:t xml:space="preserve"> </w:t>
+      </w:r>
+      <w:r>
+        <w:rPr>
+          <w:rFonts w:ascii="굴림" w:eastAsia="굴림" w:hAnsi="굴림"/>
+        </w:rPr>
         <w:t xml:space="preserve">– </w:t>
       </w:r>
       <w:r>
         <w:rPr>
-          <w:rFonts w:hint="eastAsia"/>
-        </w:rPr>
-        <w:t xml:space="preserve">함수 </w:t>
-      </w:r>
-      <w:r>
-        <w:rPr>
-          <w:rFonts w:hint="eastAsia"/>
-        </w:rPr>
-        <w:t>이름(</w:t>
-      </w:r>
-      <w:r>
-        <w:t>)</w:t>
-      </w:r>
-      <w:r>
-        <w:rPr>
-          <w:rFonts w:hint="eastAsia"/>
-        </w:rPr>
-        <w:t>의 형식</w:t>
+          <w:rFonts w:ascii="굴림" w:eastAsia="굴림" w:hAnsi="굴림" w:hint="eastAsia"/>
+        </w:rPr>
+        <w:t>print 등 출력을 담당하는 함수는 r</w:t>
+      </w:r>
+      <w:r>
+        <w:rPr>
+          <w:rFonts w:ascii="굴림" w:eastAsia="굴림" w:hAnsi="굴림"/>
+        </w:rPr>
+        <w:t>eturn</w:t>
+      </w:r>
+      <w:r>
+        <w:rPr>
+          <w:rFonts w:ascii="굴림" w:eastAsia="굴림" w:hAnsi="굴림" w:hint="eastAsia"/>
+        </w:rPr>
+        <w:t xml:space="preserve">이 없기 때문에 </w:t>
+      </w:r>
+      <w:r>
+        <w:rPr>
+          <w:rFonts w:ascii="굴림" w:eastAsia="굴림" w:hAnsi="굴림"/>
+        </w:rPr>
+        <w:t>None</w:t>
+      </w:r>
+      <w:r>
+        <w:rPr>
+          <w:rFonts w:ascii="굴림" w:eastAsia="굴림" w:hAnsi="굴림" w:hint="eastAsia"/>
+        </w:rPr>
+        <w:t>이 출력됨</w:t>
+      </w:r>
+    </w:p>
+    <w:p>
+      <w:pPr>
+        <w:pStyle w:val="a6"/>
+        <w:numPr>
+          <w:ilvl w:val="1"/>
+          <w:numId w:val="5"/>
+        </w:numPr>
+        <w:rPr>
+          <w:rFonts w:ascii="굴림" w:eastAsia="굴림" w:hAnsi="굴림"/>
+        </w:rPr>
+      </w:pPr>
+      <w:r>
+        <w:rPr>
+          <w:rFonts w:ascii="굴림" w:eastAsia="굴림" w:hAnsi="굴림" w:hint="eastAsia"/>
+        </w:rPr>
+        <w:t>인자</w:t>
+      </w:r>
+      <w:r>
+        <w:rPr>
+          <w:rFonts w:ascii="굴림" w:eastAsia="굴림" w:hAnsi="굴림" w:hint="eastAsia"/>
+        </w:rPr>
+        <w:t xml:space="preserve"> </w:t>
+      </w:r>
+      <w:r>
+        <w:rPr>
+          <w:rFonts w:ascii="굴림" w:eastAsia="굴림" w:hAnsi="굴림"/>
+        </w:rPr>
+        <w:t>– 31</w:t>
+      </w:r>
+      <w:r>
+        <w:rPr>
+          <w:rFonts w:ascii="굴림" w:eastAsia="굴림" w:hAnsi="굴림" w:hint="eastAsia"/>
+        </w:rPr>
+        <w:t>p</w:t>
+      </w:r>
+      <w:r>
+        <w:rPr>
+          <w:rFonts w:ascii="굴림" w:eastAsia="굴림" w:hAnsi="굴림"/>
+        </w:rPr>
+        <w:t xml:space="preserve"> </w:t>
+      </w:r>
+      <w:r>
+        <w:rPr>
+          <w:rFonts w:ascii="굴림" w:eastAsia="굴림" w:hAnsi="굴림" w:hint="eastAsia"/>
+        </w:rPr>
+        <w:t>공부할 것</w:t>
       </w:r>
     </w:p>
     <w:p>
@@ -411,313 +754,13 @@
           <w:ilvl w:val="2"/>
           <w:numId w:val="5"/>
         </w:numPr>
-      </w:pPr>
-      <w:r>
-        <w:rPr>
-          <w:rFonts w:hint="eastAsia"/>
-        </w:rPr>
-        <w:t>함수를 실행하기 위해 함수의 이름을 사용해 함수의 코드 블록을 실행하는 것</w:t>
-      </w:r>
-    </w:p>
-    <w:p>
-      <w:pPr>
-        <w:pStyle w:val="a6"/>
-        <w:numPr>
-          <w:ilvl w:val="2"/>
-          <w:numId w:val="5"/>
-        </w:numPr>
-      </w:pPr>
-      <w:r>
-        <w:rPr>
-          <w:rFonts w:hint="eastAsia"/>
-        </w:rPr>
-        <w:t>만들어</w:t>
-      </w:r>
-      <w:r>
-        <w:rPr>
-          <w:rFonts w:hint="eastAsia"/>
-        </w:rPr>
-        <w:t xml:space="preserve"> </w:t>
-      </w:r>
-      <w:r>
-        <w:rPr>
-          <w:rFonts w:hint="eastAsia"/>
-        </w:rPr>
-        <w:t>놓은 함수의 이름과 소괄호를 사용해 호출,</w:t>
-      </w:r>
-      <w:r>
-        <w:t xml:space="preserve"> </w:t>
-      </w:r>
-      <w:r>
-        <w:rPr>
-          <w:rFonts w:hint="eastAsia"/>
-        </w:rPr>
-        <w:t>소괄호 안에는 인</w:t>
-      </w:r>
-      <w:r>
-        <w:rPr>
-          <w:rFonts w:hint="eastAsia"/>
-        </w:rPr>
-        <w:t xml:space="preserve">자가 </w:t>
-      </w:r>
-      <w:proofErr w:type="spellStart"/>
-      <w:r>
-        <w:rPr>
-          <w:rFonts w:hint="eastAsia"/>
-        </w:rPr>
-        <w:t>들어감</w:t>
-      </w:r>
-      <w:proofErr w:type="spellEnd"/>
-      <w:r>
-        <w:rPr>
-          <w:rFonts w:hint="eastAsia"/>
-        </w:rPr>
-        <w:t xml:space="preserve"> </w:t>
-      </w:r>
-    </w:p>
-    <w:p>
-      <w:pPr>
-        <w:pStyle w:val="a6"/>
-        <w:numPr>
-          <w:ilvl w:val="2"/>
-          <w:numId w:val="5"/>
-        </w:numPr>
-      </w:pPr>
-    </w:p>
-    <w:p>
-      <w:pPr>
-        <w:pStyle w:val="a6"/>
-        <w:numPr>
-          <w:ilvl w:val="1"/>
-          <w:numId w:val="5"/>
-        </w:numPr>
-      </w:pPr>
-      <w:r>
-        <w:rPr>
-          <w:rFonts w:hint="eastAsia"/>
-        </w:rPr>
-        <w:t xml:space="preserve"> </w:t>
-      </w:r>
-      <w:r>
-        <w:rPr>
-          <w:rFonts w:hint="eastAsia"/>
-        </w:rPr>
-        <w:t>매개변수와 인자</w:t>
-      </w:r>
-    </w:p>
-    <w:p>
-      <w:pPr>
-        <w:pStyle w:val="a6"/>
-        <w:numPr>
-          <w:ilvl w:val="2"/>
-          <w:numId w:val="5"/>
-        </w:numPr>
-      </w:pPr>
-      <w:r>
-        <w:rPr>
-          <w:rFonts w:hint="eastAsia"/>
-        </w:rPr>
-        <w:t>함수를 정의할 때는 매개변수(</w:t>
-      </w:r>
-      <w:r>
-        <w:t>par</w:t>
-      </w:r>
-      <w:r>
-        <w:rPr>
-          <w:rFonts w:hint="eastAsia"/>
-        </w:rPr>
-        <w:t>a</w:t>
-      </w:r>
-      <w:r>
-        <w:t>meter)</w:t>
-      </w:r>
-      <w:r>
-        <w:rPr>
-          <w:rFonts w:hint="eastAsia"/>
-        </w:rPr>
-        <w:t xml:space="preserve"> </w:t>
-      </w:r>
-      <w:r>
-        <w:t xml:space="preserve">– </w:t>
-      </w:r>
-      <w:r>
-        <w:rPr>
-          <w:rFonts w:hint="eastAsia"/>
-        </w:rPr>
-        <w:t>함수가 받을 값을 나타내는 변수</w:t>
-      </w:r>
-    </w:p>
-    <w:p>
-      <w:pPr>
-        <w:pStyle w:val="a6"/>
-        <w:numPr>
-          <w:ilvl w:val="2"/>
-          <w:numId w:val="5"/>
-        </w:numPr>
-      </w:pPr>
-      <w:r>
-        <w:rPr>
-          <w:rFonts w:hint="eastAsia"/>
-        </w:rPr>
-        <w:t xml:space="preserve">함수를 호출할 때는 </w:t>
-      </w:r>
-      <w:r>
-        <w:rPr>
-          <w:rFonts w:hint="eastAsia"/>
-        </w:rPr>
-        <w:t xml:space="preserve">전달 </w:t>
-      </w:r>
-      <w:r>
-        <w:rPr>
-          <w:rFonts w:hint="eastAsia"/>
-        </w:rPr>
-        <w:t>인자(</w:t>
-      </w:r>
-      <w:r>
-        <w:t>argument)</w:t>
-      </w:r>
-      <w:r>
-        <w:rPr>
-          <w:rFonts w:hint="eastAsia"/>
-        </w:rPr>
-        <w:t xml:space="preserve"> </w:t>
-      </w:r>
-      <w:r>
-        <w:t>–</w:t>
-      </w:r>
-      <w:r>
-        <w:t xml:space="preserve"> </w:t>
-      </w:r>
-      <w:r>
-        <w:rPr>
-          <w:rFonts w:hint="eastAsia"/>
-        </w:rPr>
-        <w:t xml:space="preserve">할당된 값을 </w:t>
-      </w:r>
-      <w:r>
-        <w:rPr>
-          <w:rFonts w:hint="eastAsia"/>
-        </w:rPr>
-        <w:t>매개변수로 전달</w:t>
-      </w:r>
-    </w:p>
-    <w:p>
-      <w:pPr>
-        <w:pStyle w:val="a6"/>
-        <w:numPr>
-          <w:ilvl w:val="2"/>
-          <w:numId w:val="5"/>
-        </w:numPr>
-        <w:rPr>
-          <w:rFonts w:hint="eastAsia"/>
-        </w:rPr>
-      </w:pPr>
-    </w:p>
-    <w:p>
-      <w:pPr>
-        <w:pStyle w:val="a6"/>
-        <w:numPr>
-          <w:ilvl w:val="1"/>
-          <w:numId w:val="5"/>
-        </w:numPr>
-      </w:pPr>
-      <w:r>
-        <w:rPr>
-          <w:rFonts w:hint="eastAsia"/>
-        </w:rPr>
-        <w:t xml:space="preserve">함수와 </w:t>
-      </w:r>
-      <w:proofErr w:type="spellStart"/>
-      <w:r>
-        <w:rPr>
-          <w:rFonts w:hint="eastAsia"/>
-        </w:rPr>
-        <w:t>반환값</w:t>
-      </w:r>
-      <w:proofErr w:type="spellEnd"/>
-      <w:r>
-        <w:rPr>
-          <w:rFonts w:hint="eastAsia"/>
-        </w:rPr>
-        <w:t xml:space="preserve"> </w:t>
-      </w:r>
-      <w:r>
-        <w:t xml:space="preserve">– </w:t>
-      </w:r>
-      <w:r>
-        <w:rPr>
-          <w:rFonts w:hint="eastAsia"/>
-        </w:rPr>
-        <w:t>print 등 출력을 담당하는 함수는 r</w:t>
-      </w:r>
-      <w:r>
-        <w:t>eturn</w:t>
-      </w:r>
-      <w:r>
-        <w:rPr>
-          <w:rFonts w:hint="eastAsia"/>
-        </w:rPr>
-        <w:t xml:space="preserve">이 없기 때문에 </w:t>
-      </w:r>
-      <w:r>
-        <w:t>None</w:t>
-      </w:r>
-      <w:r>
-        <w:rPr>
-          <w:rFonts w:hint="eastAsia"/>
-        </w:rPr>
-        <w:t>이 출력됨</w:t>
-      </w:r>
-    </w:p>
-    <w:p>
-      <w:pPr>
-        <w:pStyle w:val="a6"/>
-        <w:numPr>
-          <w:ilvl w:val="1"/>
-          <w:numId w:val="5"/>
-        </w:numPr>
-      </w:pPr>
-      <w:r>
-        <w:rPr>
-          <w:rFonts w:hint="eastAsia"/>
-        </w:rPr>
-        <w:t>인자</w:t>
-      </w:r>
-      <w:r>
-        <w:rPr>
-          <w:rFonts w:hint="eastAsia"/>
-        </w:rPr>
-        <w:t xml:space="preserve"> </w:t>
-      </w:r>
-      <w:r>
-        <w:t>– 31</w:t>
-      </w:r>
-      <w:r>
-        <w:rPr>
-          <w:rFonts w:hint="eastAsia"/>
-        </w:rPr>
-        <w:t>p</w:t>
-      </w:r>
-      <w:r>
-        <w:t xml:space="preserve"> </w:t>
-      </w:r>
-      <w:r>
-        <w:rPr>
-          <w:rFonts w:hint="eastAsia"/>
-        </w:rPr>
-        <w:t>공부할 것</w:t>
-      </w:r>
-    </w:p>
-    <w:p>
-      <w:pPr>
-        <w:pStyle w:val="a6"/>
-        <w:numPr>
-          <w:ilvl w:val="2"/>
-          <w:numId w:val="5"/>
-        </w:numPr>
-      </w:pPr>
-      <w:r>
-        <w:rPr>
+        <w:rPr>
+          <w:rFonts w:ascii="굴림" w:eastAsia="굴림" w:hAnsi="굴림"/>
+        </w:rPr>
+      </w:pPr>
+      <w:r>
+        <w:rPr>
+          <w:rFonts w:ascii="굴림" w:eastAsia="굴림" w:hAnsi="굴림"/>
           <w:noProof/>
         </w:rPr>
         <w:drawing>
@@ -778,6 +821,7 @@
       </w:r>
       <w:r>
         <w:rPr>
+          <w:rFonts w:ascii="굴림" w:eastAsia="굴림" w:hAnsi="굴림"/>
           <w:noProof/>
         </w:rPr>
         <w:drawing>
@@ -838,25 +882,31 @@
       </w:r>
       <w:r>
         <w:rPr>
-          <w:rFonts w:hint="eastAsia"/>
+          <w:rFonts w:ascii="굴림" w:eastAsia="굴림" w:hAnsi="굴림" w:hint="eastAsia"/>
         </w:rPr>
         <w:t xml:space="preserve">위치 인자 </w:t>
       </w:r>
       <w:r>
+        <w:rPr>
+          <w:rFonts w:ascii="굴림" w:eastAsia="굴림" w:hAnsi="굴림"/>
+        </w:rPr>
         <w:t>–</w:t>
       </w:r>
       <w:r>
         <w:rPr>
-          <w:rFonts w:hint="eastAsia"/>
+          <w:rFonts w:ascii="굴림" w:eastAsia="굴림" w:hAnsi="굴림" w:hint="eastAsia"/>
         </w:rPr>
         <w:t>인자의 위치에 따라 전달되는 인자,</w:t>
       </w:r>
       <w:r>
+        <w:rPr>
+          <w:rFonts w:ascii="굴림" w:eastAsia="굴림" w:hAnsi="굴림"/>
+        </w:rPr>
         <w:t xml:space="preserve"> </w:t>
       </w:r>
       <w:r>
         <w:rPr>
-          <w:rFonts w:hint="eastAsia"/>
+          <w:rFonts w:ascii="굴림" w:eastAsia="굴림" w:hAnsi="굴림" w:hint="eastAsia"/>
         </w:rPr>
         <w:t xml:space="preserve">함수 호출 시 반드시 값을 전달해야 함 </w:t>
       </w:r>
@@ -868,9 +918,13 @@
           <w:ilvl w:val="3"/>
           <w:numId w:val="5"/>
         </w:numPr>
-      </w:pPr>
-      <w:r>
-        <w:rPr>
+        <w:rPr>
+          <w:rFonts w:ascii="굴림" w:eastAsia="굴림" w:hAnsi="굴림"/>
+        </w:rPr>
+      </w:pPr>
+      <w:r>
+        <w:rPr>
+          <w:rFonts w:ascii="굴림" w:eastAsia="굴림" w:hAnsi="굴림"/>
           <w:noProof/>
         </w:rPr>
         <w:drawing>
@@ -931,7 +985,7 @@
       </w:r>
       <w:r>
         <w:rPr>
-          <w:rFonts w:hint="eastAsia"/>
+          <w:rFonts w:ascii="굴림" w:eastAsia="굴림" w:hAnsi="굴림" w:hint="eastAsia"/>
         </w:rPr>
         <w:t>인자에 값이 없으면 에러가 발생</w:t>
       </w:r>
@@ -943,9 +997,13 @@
           <w:ilvl w:val="2"/>
           <w:numId w:val="5"/>
         </w:numPr>
-      </w:pPr>
-      <w:r>
-        <w:rPr>
+        <w:rPr>
+          <w:rFonts w:ascii="굴림" w:eastAsia="굴림" w:hAnsi="굴림"/>
+        </w:rPr>
+      </w:pPr>
+      <w:r>
+        <w:rPr>
+          <w:rFonts w:ascii="굴림" w:eastAsia="굴림" w:hAnsi="굴림"/>
           <w:noProof/>
         </w:rPr>
         <w:drawing>
@@ -1006,16 +1064,19 @@
       </w:r>
       <w:r>
         <w:rPr>
-          <w:rFonts w:hint="eastAsia"/>
+          <w:rFonts w:ascii="굴림" w:eastAsia="굴림" w:hAnsi="굴림" w:hint="eastAsia"/>
         </w:rPr>
         <w:t xml:space="preserve">기본 인자 값 </w:t>
       </w:r>
       <w:r>
+        <w:rPr>
+          <w:rFonts w:ascii="굴림" w:eastAsia="굴림" w:hAnsi="굴림"/>
+        </w:rPr>
         <w:t xml:space="preserve">– </w:t>
       </w:r>
       <w:r>
         <w:rPr>
-          <w:rFonts w:hint="eastAsia"/>
+          <w:rFonts w:ascii="굴림" w:eastAsia="굴림" w:hAnsi="굴림" w:hint="eastAsia"/>
         </w:rPr>
         <w:t>함수 정의 시 매개 변수에 기본 값을 할당</w:t>
       </w:r>
@@ -1027,10 +1088,13 @@
           <w:ilvl w:val="3"/>
           <w:numId w:val="5"/>
         </w:numPr>
-      </w:pPr>
-      <w:r>
-        <w:rPr>
-          <w:rFonts w:hint="eastAsia"/>
+        <w:rPr>
+          <w:rFonts w:ascii="굴림" w:eastAsia="굴림" w:hAnsi="굴림"/>
+        </w:rPr>
+      </w:pPr>
+      <w:r>
+        <w:rPr>
+          <w:rFonts w:ascii="굴림" w:eastAsia="굴림" w:hAnsi="굴림" w:hint="eastAsia"/>
         </w:rPr>
         <w:t>인자에 값이 없으면 기본 값이 출력</w:t>
       </w:r>
@@ -1042,9 +1106,13 @@
           <w:ilvl w:val="2"/>
           <w:numId w:val="5"/>
         </w:numPr>
-      </w:pPr>
-      <w:r>
-        <w:rPr>
+        <w:rPr>
+          <w:rFonts w:ascii="굴림" w:eastAsia="굴림" w:hAnsi="굴림"/>
+        </w:rPr>
+      </w:pPr>
+      <w:r>
+        <w:rPr>
+          <w:rFonts w:ascii="굴림" w:eastAsia="굴림" w:hAnsi="굴림"/>
           <w:noProof/>
         </w:rPr>
         <w:drawing>
@@ -1105,16 +1173,19 @@
       </w:r>
       <w:r>
         <w:rPr>
-          <w:rFonts w:hint="eastAsia"/>
+          <w:rFonts w:ascii="굴림" w:eastAsia="굴림" w:hAnsi="굴림" w:hint="eastAsia"/>
         </w:rPr>
         <w:t xml:space="preserve">키워드 인자 </w:t>
       </w:r>
       <w:r>
+        <w:rPr>
+          <w:rFonts w:ascii="굴림" w:eastAsia="굴림" w:hAnsi="굴림"/>
+        </w:rPr>
         <w:t xml:space="preserve">– </w:t>
       </w:r>
       <w:r>
         <w:rPr>
-          <w:rFonts w:hint="eastAsia"/>
+          <w:rFonts w:ascii="굴림" w:eastAsia="굴림" w:hAnsi="굴림" w:hint="eastAsia"/>
         </w:rPr>
         <w:t>함수 호출 시 인자의 이름과 값을 함께 전달</w:t>
       </w:r>
@@ -1126,9 +1197,13 @@
           <w:ilvl w:val="3"/>
           <w:numId w:val="5"/>
         </w:numPr>
-      </w:pPr>
-      <w:r>
-        <w:rPr>
+        <w:rPr>
+          <w:rFonts w:ascii="굴림" w:eastAsia="굴림" w:hAnsi="굴림"/>
+        </w:rPr>
+      </w:pPr>
+      <w:r>
+        <w:rPr>
+          <w:rFonts w:ascii="굴림" w:eastAsia="굴림" w:hAnsi="굴림"/>
           <w:noProof/>
         </w:rPr>
         <w:drawing>
@@ -1189,7 +1264,7 @@
       </w:r>
       <w:r>
         <w:rPr>
-          <w:rFonts w:hint="eastAsia"/>
+          <w:rFonts w:ascii="굴림" w:eastAsia="굴림" w:hAnsi="굴림" w:hint="eastAsia"/>
         </w:rPr>
         <w:t>순서 대신에 이름을 명시하여 전달</w:t>
       </w:r>
@@ -1201,34 +1276,43 @@
           <w:ilvl w:val="2"/>
           <w:numId w:val="5"/>
         </w:numPr>
-      </w:pPr>
-      <w:r>
-        <w:rPr>
-          <w:rFonts w:hint="eastAsia"/>
+        <w:rPr>
+          <w:rFonts w:ascii="굴림" w:eastAsia="굴림" w:hAnsi="굴림"/>
+        </w:rPr>
+      </w:pPr>
+      <w:r>
+        <w:rPr>
+          <w:rFonts w:ascii="굴림" w:eastAsia="굴림" w:hAnsi="굴림" w:hint="eastAsia"/>
         </w:rPr>
         <w:t>임의의 인자 목록</w:t>
       </w:r>
       <w:r>
         <w:rPr>
-          <w:rFonts w:hint="eastAsia"/>
+          <w:rFonts w:ascii="굴림" w:eastAsia="굴림" w:hAnsi="굴림" w:hint="eastAsia"/>
         </w:rPr>
         <w:t xml:space="preserve"> </w:t>
       </w:r>
       <w:r>
+        <w:rPr>
+          <w:rFonts w:ascii="굴림" w:eastAsia="굴림" w:hAnsi="굴림"/>
+        </w:rPr>
         <w:t xml:space="preserve">– </w:t>
       </w:r>
       <w:r>
         <w:rPr>
-          <w:rFonts w:hint="eastAsia"/>
+          <w:rFonts w:ascii="굴림" w:eastAsia="굴림" w:hAnsi="굴림" w:hint="eastAsia"/>
         </w:rPr>
         <w:t>정해지지 않은 개수의 인자를 처리하는</w:t>
       </w:r>
       <w:r>
+        <w:rPr>
+          <w:rFonts w:ascii="굴림" w:eastAsia="굴림" w:hAnsi="굴림"/>
+        </w:rPr>
         <w:t xml:space="preserve"> </w:t>
       </w:r>
       <w:r>
         <w:rPr>
-          <w:rFonts w:hint="eastAsia"/>
+          <w:rFonts w:ascii="굴림" w:eastAsia="굴림" w:hAnsi="굴림" w:hint="eastAsia"/>
         </w:rPr>
         <w:t>인자</w:t>
       </w:r>
@@ -1240,56 +1324,159 @@
           <w:ilvl w:val="3"/>
           <w:numId w:val="5"/>
         </w:numPr>
-      </w:pPr>
-      <w:r>
-        <w:rPr>
-          <w:rFonts w:hint="eastAsia"/>
+        <w:rPr>
+          <w:rFonts w:ascii="굴림" w:eastAsia="굴림" w:hAnsi="굴림"/>
+        </w:rPr>
+      </w:pPr>
+      <w:r>
+        <w:rPr>
+          <w:rFonts w:ascii="굴림" w:eastAsia="굴림" w:hAnsi="굴림" w:hint="eastAsia"/>
         </w:rPr>
         <w:t xml:space="preserve">정의 시 매개변수 앞에 </w:t>
       </w:r>
       <w:r>
+        <w:rPr>
+          <w:rFonts w:ascii="굴림" w:eastAsia="굴림" w:hAnsi="굴림"/>
+        </w:rPr>
         <w:t>*</w:t>
       </w:r>
       <w:r>
         <w:rPr>
-          <w:rFonts w:hint="eastAsia"/>
-        </w:rPr>
-        <w:t xml:space="preserve">을 </w:t>
-      </w:r>
-      <w:proofErr w:type="gramStart"/>
-      <w:r>
-        <w:rPr>
-          <w:rFonts w:hint="eastAsia"/>
-        </w:rPr>
-        <w:t>붙임</w:t>
-      </w:r>
-      <w:r>
-        <w:rPr>
-          <w:rFonts w:hint="eastAsia"/>
+          <w:rFonts w:ascii="굴림" w:eastAsia="굴림" w:hAnsi="굴림" w:hint="eastAsia"/>
+        </w:rPr>
+        <w:t>을 붙임</w:t>
+      </w:r>
+      <w:r>
+        <w:rPr>
+          <w:rFonts w:ascii="굴림" w:eastAsia="굴림" w:hAnsi="굴림" w:hint="eastAsia"/>
         </w:rPr>
         <w:t xml:space="preserve"> </w:t>
       </w:r>
       <w:r>
-        <w:t>/</w:t>
-      </w:r>
-      <w:proofErr w:type="gramEnd"/>
-      <w:r>
+        <w:rPr>
+          <w:rFonts w:ascii="굴림" w:eastAsia="굴림" w:hAnsi="굴림"/>
+        </w:rPr>
+        <w:t xml:space="preserve">/ </w:t>
+      </w:r>
+      <w:r>
+        <w:rPr>
+          <w:rFonts w:ascii="굴림" w:eastAsia="굴림" w:hAnsi="굴림" w:hint="eastAsia"/>
+        </w:rPr>
+        <w:t xml:space="preserve">여러 개의 인자를 </w:t>
+      </w:r>
+      <w:r>
+        <w:rPr>
+          <w:rFonts w:ascii="굴림" w:eastAsia="굴림" w:hAnsi="굴림"/>
+        </w:rPr>
+        <w:t>tuple</w:t>
+      </w:r>
+      <w:r>
+        <w:rPr>
+          <w:rFonts w:ascii="굴림" w:eastAsia="굴림" w:hAnsi="굴림" w:hint="eastAsia"/>
+        </w:rPr>
+        <w:t xml:space="preserve">로 처리 </w:t>
+      </w:r>
+    </w:p>
+    <w:p>
+      <w:pPr>
+        <w:pStyle w:val="a6"/>
+        <w:numPr>
+          <w:ilvl w:val="2"/>
+          <w:numId w:val="5"/>
+        </w:numPr>
+        <w:rPr>
+          <w:rFonts w:ascii="굴림" w:eastAsia="굴림" w:hAnsi="굴림"/>
+        </w:rPr>
+      </w:pPr>
+      <w:r>
+        <w:rPr>
+          <w:rFonts w:ascii="굴림" w:eastAsia="굴림" w:hAnsi="굴림" w:hint="eastAsia"/>
+        </w:rPr>
+        <w:t>임의의 키워드 인자 목록</w:t>
+      </w:r>
+      <w:r>
+        <w:rPr>
+          <w:rFonts w:ascii="굴림" w:eastAsia="굴림" w:hAnsi="굴림" w:hint="eastAsia"/>
+        </w:rPr>
         <w:t xml:space="preserve"> </w:t>
       </w:r>
       <w:r>
         <w:rPr>
-          <w:rFonts w:hint="eastAsia"/>
-        </w:rPr>
-        <w:t xml:space="preserve">여러 개의 인자를 </w:t>
-      </w:r>
-      <w:r>
-        <w:t>tuple</w:t>
-      </w:r>
-      <w:r>
-        <w:rPr>
-          <w:rFonts w:hint="eastAsia"/>
-        </w:rPr>
-        <w:t xml:space="preserve">로 처리 </w:t>
+          <w:rFonts w:ascii="굴림" w:eastAsia="굴림" w:hAnsi="굴림"/>
+        </w:rPr>
+        <w:t xml:space="preserve">– </w:t>
+      </w:r>
+      <w:r>
+        <w:rPr>
+          <w:rFonts w:ascii="굴림" w:eastAsia="굴림" w:hAnsi="굴림" w:hint="eastAsia"/>
+        </w:rPr>
+        <w:t>정해지지 않은 개수의 키워드 인자를 처리하는 인자</w:t>
+      </w:r>
+    </w:p>
+    <w:p>
+      <w:pPr>
+        <w:pStyle w:val="a6"/>
+        <w:numPr>
+          <w:ilvl w:val="3"/>
+          <w:numId w:val="5"/>
+        </w:numPr>
+        <w:rPr>
+          <w:rFonts w:ascii="굴림" w:eastAsia="굴림" w:hAnsi="굴림"/>
+        </w:rPr>
+      </w:pPr>
+      <w:r>
+        <w:rPr>
+          <w:rFonts w:ascii="굴림" w:eastAsia="굴림" w:hAnsi="굴림" w:hint="eastAsia"/>
+        </w:rPr>
+        <w:t xml:space="preserve">정의 시 매개변수 앞에 </w:t>
+      </w:r>
+      <w:r>
+        <w:rPr>
+          <w:rFonts w:ascii="굴림" w:eastAsia="굴림" w:hAnsi="굴림"/>
+        </w:rPr>
+        <w:t>**</w:t>
+      </w:r>
+      <w:r>
+        <w:rPr>
+          <w:rFonts w:ascii="굴림" w:eastAsia="굴림" w:hAnsi="굴림" w:hint="eastAsia"/>
+        </w:rPr>
+        <w:t>을 붙임</w:t>
+      </w:r>
+      <w:r>
+        <w:rPr>
+          <w:rFonts w:ascii="굴림" w:eastAsia="굴림" w:hAnsi="굴림" w:hint="eastAsia"/>
+        </w:rPr>
+        <w:t xml:space="preserve"> </w:t>
+      </w:r>
+      <w:r>
+        <w:rPr>
+          <w:rFonts w:ascii="굴림" w:eastAsia="굴림" w:hAnsi="굴림"/>
+        </w:rPr>
+        <w:t xml:space="preserve">/ </w:t>
+      </w:r>
+      <w:r>
+        <w:rPr>
+          <w:rFonts w:ascii="굴림" w:eastAsia="굴림" w:hAnsi="굴림" w:hint="eastAsia"/>
+        </w:rPr>
+        <w:t>여러 개의 인자를 d</w:t>
+      </w:r>
+      <w:r>
+        <w:rPr>
+          <w:rFonts w:ascii="굴림" w:eastAsia="굴림" w:hAnsi="굴림"/>
+        </w:rPr>
+        <w:t>ict</w:t>
+      </w:r>
+      <w:r>
+        <w:rPr>
+          <w:rFonts w:ascii="굴림" w:eastAsia="굴림" w:hAnsi="굴림" w:hint="eastAsia"/>
+        </w:rPr>
+        <w:t>로 묶어 처</w:t>
+      </w:r>
+      <w:r>
+        <w:rPr>
+          <w:rFonts w:ascii="굴림" w:eastAsia="굴림" w:hAnsi="굴림" w:hint="eastAsia"/>
+        </w:rPr>
+        <w:t>리</w:t>
       </w:r>
     </w:p>
     <w:p>
@@ -1299,27 +1486,105 @@
           <w:ilvl w:val="2"/>
           <w:numId w:val="5"/>
         </w:numPr>
-      </w:pPr>
-      <w:r>
-        <w:rPr>
-          <w:rFonts w:hint="eastAsia"/>
-        </w:rPr>
-        <w:t>임의의 키워드 인자 목록</w:t>
-      </w:r>
-      <w:r>
-        <w:rPr>
-          <w:rFonts w:hint="eastAsia"/>
-        </w:rPr>
-        <w:t xml:space="preserve"> </w:t>
-      </w:r>
-      <w:r>
+        <w:rPr>
+          <w:rFonts w:ascii="굴림" w:eastAsia="굴림" w:hAnsi="굴림"/>
+        </w:rPr>
+      </w:pPr>
+      <w:r>
+        <w:rPr>
+          <w:rFonts w:ascii="굴림" w:eastAsia="굴림" w:hAnsi="굴림" w:hint="eastAsia"/>
+        </w:rPr>
+        <w:t xml:space="preserve">함수 인자 작성 순서 </w:t>
+      </w:r>
+      <w:r>
+        <w:rPr>
+          <w:rFonts w:ascii="굴림" w:eastAsia="굴림" w:hAnsi="굴림"/>
+        </w:rPr>
         <w:t xml:space="preserve">– </w:t>
       </w:r>
       <w:r>
         <w:rPr>
-          <w:rFonts w:hint="eastAsia"/>
-        </w:rPr>
-        <w:t>정해지지 않은 개수의 키워드 인자를 처리하는 인자</w:t>
+          <w:rFonts w:ascii="굴림" w:eastAsia="굴림" w:hAnsi="굴림" w:hint="eastAsia"/>
+        </w:rPr>
+        <w:t>위치 -</w:t>
+      </w:r>
+      <w:r>
+        <w:rPr>
+          <w:rFonts w:ascii="굴림" w:eastAsia="굴림" w:hAnsi="굴림"/>
+        </w:rPr>
+        <w:t xml:space="preserve">&gt; </w:t>
+      </w:r>
+      <w:r>
+        <w:rPr>
+          <w:rFonts w:ascii="굴림" w:eastAsia="굴림" w:hAnsi="굴림" w:hint="eastAsia"/>
+        </w:rPr>
+        <w:t>기본 -</w:t>
+      </w:r>
+      <w:r>
+        <w:rPr>
+          <w:rFonts w:ascii="굴림" w:eastAsia="굴림" w:hAnsi="굴림"/>
+        </w:rPr>
+        <w:t xml:space="preserve">&gt; </w:t>
+      </w:r>
+      <w:r>
+        <w:rPr>
+          <w:rFonts w:ascii="굴림" w:eastAsia="굴림" w:hAnsi="굴림" w:hint="eastAsia"/>
+        </w:rPr>
+        <w:t xml:space="preserve">가변 </w:t>
+      </w:r>
+      <w:r>
+        <w:rPr>
+          <w:rFonts w:ascii="굴림" w:eastAsia="굴림" w:hAnsi="굴림"/>
+        </w:rPr>
+        <w:t xml:space="preserve">-&gt; </w:t>
+      </w:r>
+      <w:r>
+        <w:rPr>
+          <w:rFonts w:ascii="굴림" w:eastAsia="굴림" w:hAnsi="굴림" w:hint="eastAsia"/>
+        </w:rPr>
+        <w:t>가변 키워드 순서</w:t>
+      </w:r>
+    </w:p>
+    <w:p>
+      <w:pPr>
+        <w:pStyle w:val="a6"/>
+        <w:numPr>
+          <w:ilvl w:val="2"/>
+          <w:numId w:val="5"/>
+        </w:numPr>
+        <w:rPr>
+          <w:rFonts w:ascii="굴림" w:eastAsia="굴림" w:hAnsi="굴림"/>
+        </w:rPr>
+      </w:pPr>
+      <w:r>
+        <w:rPr>
+          <w:rFonts w:ascii="굴림" w:eastAsia="굴림" w:hAnsi="굴림" w:hint="eastAsia"/>
+        </w:rPr>
+        <w:t>내장 함수</w:t>
+      </w:r>
+      <w:r>
+        <w:rPr>
+          <w:rFonts w:ascii="굴림" w:eastAsia="굴림" w:hAnsi="굴림" w:hint="eastAsia"/>
+        </w:rPr>
+        <w:t>(</w:t>
+      </w:r>
+      <w:r>
+        <w:rPr>
+          <w:rFonts w:ascii="굴림" w:eastAsia="굴림" w:hAnsi="굴림"/>
+        </w:rPr>
+        <w:t xml:space="preserve">Built-in) </w:t>
+      </w:r>
+      <w:r>
+        <w:rPr>
+          <w:rFonts w:ascii="굴림" w:eastAsia="굴림" w:hAnsi="굴림" w:hint="eastAsia"/>
+        </w:rPr>
+        <w:t>의 경우 정의를 해주지 않아도 바로 호출 가</w:t>
+      </w:r>
+      <w:r>
+        <w:rPr>
+          <w:rFonts w:ascii="굴림" w:eastAsia="굴림" w:hAnsi="굴림" w:hint="eastAsia"/>
+        </w:rPr>
+        <w:t>능</w:t>
       </w:r>
     </w:p>
     <w:p>
@@ -1329,70 +1594,52 @@
           <w:ilvl w:val="3"/>
           <w:numId w:val="5"/>
         </w:numPr>
-      </w:pPr>
-      <w:r>
-        <w:rPr>
-          <w:rFonts w:hint="eastAsia"/>
-        </w:rPr>
-        <w:t xml:space="preserve">정의 시 매개변수 앞에 </w:t>
-      </w:r>
-      <w:r>
-        <w:t>**</w:t>
-      </w:r>
-      <w:r>
-        <w:rPr>
-          <w:rFonts w:hint="eastAsia"/>
-        </w:rPr>
-        <w:t xml:space="preserve">을 </w:t>
-      </w:r>
-      <w:proofErr w:type="gramStart"/>
-      <w:r>
-        <w:rPr>
-          <w:rFonts w:hint="eastAsia"/>
-        </w:rPr>
-        <w:t>붙임</w:t>
-      </w:r>
-      <w:r>
-        <w:rPr>
-          <w:rFonts w:hint="eastAsia"/>
-        </w:rPr>
-        <w:t xml:space="preserve"> </w:t>
-      </w:r>
-      <w:r>
-        <w:t>/</w:t>
-      </w:r>
-      <w:proofErr w:type="gramEnd"/>
-      <w:r>
-        <w:t xml:space="preserve"> </w:t>
-      </w:r>
-      <w:r>
-        <w:rPr>
-          <w:rFonts w:hint="eastAsia"/>
-        </w:rPr>
-        <w:t xml:space="preserve">여러 개의 인자를 </w:t>
-      </w:r>
-      <w:proofErr w:type="spellStart"/>
-      <w:r>
-        <w:rPr>
-          <w:rFonts w:hint="eastAsia"/>
-        </w:rPr>
-        <w:t>d</w:t>
-      </w:r>
-      <w:r>
-        <w:t>ict</w:t>
-      </w:r>
-      <w:proofErr w:type="spellEnd"/>
-      <w:r>
-        <w:rPr>
-          <w:rFonts w:hint="eastAsia"/>
-        </w:rPr>
-        <w:t>로 묶어 처</w:t>
-      </w:r>
-      <w:r>
-        <w:rPr>
-          <w:rFonts w:hint="eastAsia"/>
-        </w:rPr>
-        <w:t>리</w:t>
+        <w:rPr>
+          <w:rFonts w:ascii="굴림" w:eastAsia="굴림" w:hAnsi="굴림" w:hint="eastAsia"/>
+        </w:rPr>
+      </w:pPr>
+      <w:r>
+        <w:rPr>
+          <w:rFonts w:ascii="굴림" w:eastAsia="굴림" w:hAnsi="굴림" w:hint="eastAsia"/>
+        </w:rPr>
+        <w:t xml:space="preserve">리스트는 </w:t>
+      </w:r>
+      <w:r>
+        <w:rPr>
+          <w:rFonts w:ascii="굴림" w:eastAsia="굴림" w:hAnsi="굴림"/>
+        </w:rPr>
+        <w:t>python document</w:t>
+      </w:r>
+      <w:r>
+        <w:rPr>
+          <w:rFonts w:ascii="굴림" w:eastAsia="굴림" w:hAnsi="굴림" w:hint="eastAsia"/>
+        </w:rPr>
+        <w:t>에서 확인 가능</w:t>
+      </w:r>
+    </w:p>
+    <w:p>
+      <w:pPr>
+        <w:rPr>
+          <w:rFonts w:ascii="굴림" w:eastAsia="굴림" w:hAnsi="굴림"/>
+        </w:rPr>
+      </w:pPr>
+    </w:p>
+    <w:p>
+      <w:pPr>
+        <w:pStyle w:val="a6"/>
+        <w:numPr>
+          <w:ilvl w:val="1"/>
+          <w:numId w:val="5"/>
+        </w:numPr>
+        <w:rPr>
+          <w:rFonts w:ascii="굴림" w:eastAsia="굴림" w:hAnsi="굴림"/>
+        </w:rPr>
+      </w:pPr>
+      <w:r>
+        <w:rPr>
+          <w:rFonts w:ascii="굴림" w:eastAsia="굴림" w:hAnsi="굴림" w:hint="eastAsia"/>
+        </w:rPr>
+        <w:t>재귀함수</w:t>
       </w:r>
     </w:p>
     <w:p>
@@ -1402,156 +1649,13 @@
           <w:ilvl w:val="2"/>
           <w:numId w:val="5"/>
         </w:numPr>
-      </w:pPr>
-      <w:r>
-        <w:rPr>
-          <w:rFonts w:hint="eastAsia"/>
-        </w:rPr>
-        <w:t xml:space="preserve">함수 인자 작성 순서 </w:t>
-      </w:r>
-      <w:r>
-        <w:t xml:space="preserve">– </w:t>
-      </w:r>
-      <w:r>
-        <w:rPr>
-          <w:rFonts w:hint="eastAsia"/>
-        </w:rPr>
-        <w:t>위치 -</w:t>
-      </w:r>
-      <w:r>
-        <w:t xml:space="preserve">&gt; </w:t>
-      </w:r>
-      <w:r>
-        <w:rPr>
-          <w:rFonts w:hint="eastAsia"/>
-        </w:rPr>
-        <w:t>기본 -</w:t>
-      </w:r>
-      <w:r>
-        <w:t xml:space="preserve">&gt; </w:t>
-      </w:r>
-      <w:r>
-        <w:rPr>
-          <w:rFonts w:hint="eastAsia"/>
-        </w:rPr>
-        <w:t xml:space="preserve">가변 </w:t>
-      </w:r>
-      <w:r>
-        <w:t xml:space="preserve">-&gt; </w:t>
-      </w:r>
-      <w:r>
-        <w:rPr>
-          <w:rFonts w:hint="eastAsia"/>
-        </w:rPr>
-        <w:t>가변 키워드 순서</w:t>
-      </w:r>
-    </w:p>
-    <w:p>
-      <w:pPr>
-        <w:pStyle w:val="a6"/>
-        <w:numPr>
-          <w:ilvl w:val="2"/>
-          <w:numId w:val="5"/>
-        </w:numPr>
-      </w:pPr>
-      <w:r>
-        <w:rPr>
-          <w:rFonts w:hint="eastAsia"/>
-        </w:rPr>
-        <w:t>내장 함수</w:t>
-      </w:r>
-      <w:r>
-        <w:rPr>
-          <w:rFonts w:hint="eastAsia"/>
-        </w:rPr>
-        <w:t>(</w:t>
-      </w:r>
-      <w:r>
-        <w:t>Built-in</w:t>
-      </w:r>
-      <w:proofErr w:type="gramStart"/>
-      <w:r>
-        <w:t xml:space="preserve">) </w:t>
-      </w:r>
-      <w:r>
-        <w:rPr>
-          <w:rFonts w:hint="eastAsia"/>
-        </w:rPr>
-        <w:t>의</w:t>
-      </w:r>
-      <w:proofErr w:type="gramEnd"/>
-      <w:r>
-        <w:rPr>
-          <w:rFonts w:hint="eastAsia"/>
-        </w:rPr>
-        <w:t xml:space="preserve"> 경우 정의를 해주지 않아도 바로 호출 가</w:t>
-      </w:r>
-      <w:r>
-        <w:rPr>
-          <w:rFonts w:hint="eastAsia"/>
-        </w:rPr>
-        <w:t>능</w:t>
-      </w:r>
-    </w:p>
-    <w:p>
-      <w:pPr>
-        <w:pStyle w:val="a6"/>
-        <w:numPr>
-          <w:ilvl w:val="3"/>
-          <w:numId w:val="5"/>
-        </w:numPr>
-      </w:pPr>
-      <w:r>
-        <w:rPr>
-          <w:rFonts w:hint="eastAsia"/>
-        </w:rPr>
-        <w:t xml:space="preserve">리스트는 </w:t>
-      </w:r>
-      <w:r>
-        <w:t>python document</w:t>
-      </w:r>
-      <w:r>
-        <w:rPr>
-          <w:rFonts w:hint="eastAsia"/>
-        </w:rPr>
-        <w:t>에서 확인 가능</w:t>
-      </w:r>
-    </w:p>
-    <w:p/>
-    <w:p/>
-    <w:p>
-      <w:pPr>
-        <w:rPr>
-          <w:rFonts w:hint="eastAsia"/>
-        </w:rPr>
-      </w:pPr>
-    </w:p>
-    <w:p>
-      <w:pPr>
-        <w:pStyle w:val="a6"/>
-        <w:numPr>
-          <w:ilvl w:val="1"/>
-          <w:numId w:val="5"/>
-        </w:numPr>
-      </w:pPr>
-      <w:r>
-        <w:rPr>
-          <w:rFonts w:hint="eastAsia"/>
-        </w:rPr>
-        <w:lastRenderedPageBreak/>
-        <w:t>재귀함수</w:t>
-      </w:r>
-    </w:p>
-    <w:p>
-      <w:pPr>
-        <w:pStyle w:val="a6"/>
-        <w:numPr>
-          <w:ilvl w:val="2"/>
-          <w:numId w:val="5"/>
-        </w:numPr>
-      </w:pPr>
-      <w:r>
-        <w:rPr>
+        <w:rPr>
+          <w:rFonts w:ascii="굴림" w:eastAsia="굴림" w:hAnsi="굴림"/>
+        </w:rPr>
+      </w:pPr>
+      <w:r>
+        <w:rPr>
+          <w:rFonts w:ascii="굴림" w:eastAsia="굴림" w:hAnsi="굴림"/>
           <w:noProof/>
         </w:rPr>
         <w:drawing>
@@ -1612,7 +1716,7 @@
       </w:r>
       <w:r>
         <w:rPr>
-          <w:rFonts w:hint="eastAsia"/>
+          <w:rFonts w:ascii="굴림" w:eastAsia="굴림" w:hAnsi="굴림" w:hint="eastAsia"/>
         </w:rPr>
         <w:t xml:space="preserve">함수 내부에서 자기 자신을 호출하는 함수 </w:t>
       </w:r>
@@ -1624,17 +1728,26 @@
           <w:ilvl w:val="3"/>
           <w:numId w:val="5"/>
         </w:numPr>
-      </w:pPr>
-      <w:r>
+        <w:rPr>
+          <w:rFonts w:ascii="굴림" w:eastAsia="굴림" w:hAnsi="굴림"/>
+        </w:rPr>
+      </w:pPr>
+      <w:r>
+        <w:rPr>
+          <w:rFonts w:ascii="굴림" w:eastAsia="굴림" w:hAnsi="굴림"/>
+        </w:rPr>
         <w:t xml:space="preserve">4! = 4x3x2x1 – </w:t>
       </w:r>
       <w:r>
         <w:rPr>
-          <w:rFonts w:hint="eastAsia"/>
+          <w:rFonts w:ascii="굴림" w:eastAsia="굴림" w:hAnsi="굴림" w:hint="eastAsia"/>
         </w:rPr>
         <w:t>n</w:t>
       </w:r>
       <w:r>
+        <w:rPr>
+          <w:rFonts w:ascii="굴림" w:eastAsia="굴림" w:hAnsi="굴림"/>
+        </w:rPr>
         <w:t xml:space="preserve">! = n x (n-1) x (n-2) … </w:t>
       </w:r>
     </w:p>
@@ -1645,46 +1758,61 @@
           <w:ilvl w:val="3"/>
           <w:numId w:val="5"/>
         </w:numPr>
-      </w:pPr>
-      <w:r>
-        <w:rPr>
-          <w:rFonts w:hint="eastAsia"/>
+        <w:rPr>
+          <w:rFonts w:ascii="굴림" w:eastAsia="굴림" w:hAnsi="굴림"/>
+        </w:rPr>
+      </w:pPr>
+      <w:r>
+        <w:rPr>
+          <w:rFonts w:ascii="굴림" w:eastAsia="굴림" w:hAnsi="굴림" w:hint="eastAsia"/>
         </w:rPr>
         <w:t xml:space="preserve">if절을 사용하여 </w:t>
       </w:r>
       <w:r>
+        <w:rPr>
+          <w:rFonts w:ascii="굴림" w:eastAsia="굴림" w:hAnsi="굴림"/>
+        </w:rPr>
         <w:t>n이 0</w:t>
       </w:r>
       <w:r>
         <w:rPr>
-          <w:rFonts w:hint="eastAsia"/>
+          <w:rFonts w:ascii="굴림" w:eastAsia="굴림" w:hAnsi="굴림" w:hint="eastAsia"/>
         </w:rPr>
         <w:t xml:space="preserve">이 되면 </w:t>
       </w:r>
       <w:r>
+        <w:rPr>
+          <w:rFonts w:ascii="굴림" w:eastAsia="굴림" w:hAnsi="굴림"/>
+        </w:rPr>
         <w:t>1</w:t>
       </w:r>
       <w:r>
         <w:rPr>
-          <w:rFonts w:hint="eastAsia"/>
+          <w:rFonts w:ascii="굴림" w:eastAsia="굴림" w:hAnsi="굴림" w:hint="eastAsia"/>
         </w:rPr>
         <w:t xml:space="preserve">을 출력하며 종료되게 종료 조건을 설정 </w:t>
       </w:r>
       <w:r>
+        <w:rPr>
+          <w:rFonts w:ascii="굴림" w:eastAsia="굴림" w:hAnsi="굴림"/>
+        </w:rPr>
         <w:t>– base case(</w:t>
       </w:r>
       <w:r>
         <w:rPr>
-          <w:rFonts w:hint="eastAsia"/>
+          <w:rFonts w:ascii="굴림" w:eastAsia="굴림" w:hAnsi="굴림" w:hint="eastAsia"/>
         </w:rPr>
         <w:t xml:space="preserve">종료되는 상황)이 </w:t>
       </w:r>
       <w:r>
+        <w:rPr>
+          <w:rFonts w:ascii="굴림" w:eastAsia="굴림" w:hAnsi="굴림"/>
+        </w:rPr>
         <w:t>1</w:t>
       </w:r>
       <w:r>
         <w:rPr>
-          <w:rFonts w:hint="eastAsia"/>
+          <w:rFonts w:ascii="굴림" w:eastAsia="굴림" w:hAnsi="굴림" w:hint="eastAsia"/>
         </w:rPr>
         <w:t>개 이상</w:t>
       </w:r>
@@ -1696,19 +1824,25 @@
           <w:ilvl w:val="4"/>
           <w:numId w:val="5"/>
         </w:numPr>
-      </w:pPr>
-      <w:r>
-        <w:rPr>
-          <w:rFonts w:hint="eastAsia"/>
+        <w:rPr>
+          <w:rFonts w:ascii="굴림" w:eastAsia="굴림" w:hAnsi="굴림"/>
+        </w:rPr>
+      </w:pPr>
+      <w:r>
+        <w:rPr>
+          <w:rFonts w:ascii="굴림" w:eastAsia="굴림" w:hAnsi="굴림" w:hint="eastAsia"/>
         </w:rPr>
         <w:t>종료 조건을 명확히 하고,</w:t>
       </w:r>
       <w:r>
+        <w:rPr>
+          <w:rFonts w:ascii="굴림" w:eastAsia="굴림" w:hAnsi="굴림"/>
+        </w:rPr>
         <w:t xml:space="preserve"> </w:t>
       </w:r>
       <w:r>
         <w:rPr>
-          <w:rFonts w:hint="eastAsia"/>
+          <w:rFonts w:ascii="굴림" w:eastAsia="굴림" w:hAnsi="굴림" w:hint="eastAsia"/>
         </w:rPr>
         <w:t>반복되는 호출이 종료 조건을 향하도록 할 것</w:t>
       </w:r>
@@ -1720,19 +1854,25 @@
           <w:ilvl w:val="3"/>
           <w:numId w:val="5"/>
         </w:numPr>
-      </w:pPr>
-      <w:r>
-        <w:rPr>
-          <w:rFonts w:hint="eastAsia"/>
+        <w:rPr>
+          <w:rFonts w:ascii="굴림" w:eastAsia="굴림" w:hAnsi="굴림"/>
+        </w:rPr>
+      </w:pPr>
+      <w:r>
+        <w:rPr>
+          <w:rFonts w:ascii="굴림" w:eastAsia="굴림" w:hAnsi="굴림" w:hint="eastAsia"/>
         </w:rPr>
         <w:t>메모리 사용량이 높고,</w:t>
       </w:r>
       <w:r>
+        <w:rPr>
+          <w:rFonts w:ascii="굴림" w:eastAsia="굴림" w:hAnsi="굴림"/>
+        </w:rPr>
         <w:t xml:space="preserve"> </w:t>
       </w:r>
       <w:r>
         <w:rPr>
-          <w:rFonts w:hint="eastAsia"/>
+          <w:rFonts w:ascii="굴림" w:eastAsia="굴림" w:hAnsi="굴림" w:hint="eastAsia"/>
         </w:rPr>
         <w:t>느릴 수 있음</w:t>
       </w:r>
@@ -1744,25 +1884,31 @@
           <w:ilvl w:val="3"/>
           <w:numId w:val="5"/>
         </w:numPr>
-      </w:pPr>
-      <w:r>
-        <w:rPr>
-          <w:rFonts w:hint="eastAsia"/>
+        <w:rPr>
+          <w:rFonts w:ascii="굴림" w:eastAsia="굴림" w:hAnsi="굴림"/>
+        </w:rPr>
+      </w:pPr>
+      <w:r>
+        <w:rPr>
+          <w:rFonts w:ascii="굴림" w:eastAsia="굴림" w:hAnsi="굴림" w:hint="eastAsia"/>
         </w:rPr>
         <w:t xml:space="preserve">상황에 따라 </w:t>
       </w:r>
       <w:r>
         <w:rPr>
-          <w:rFonts w:hint="eastAsia"/>
+          <w:rFonts w:ascii="굴림" w:eastAsia="굴림" w:hAnsi="굴림" w:hint="eastAsia"/>
         </w:rPr>
         <w:t>알고리즘 코드가 간결</w:t>
       </w:r>
       <w:r>
+        <w:rPr>
+          <w:rFonts w:ascii="굴림" w:eastAsia="굴림" w:hAnsi="굴림"/>
+        </w:rPr>
         <w:t xml:space="preserve">, </w:t>
       </w:r>
       <w:r>
         <w:rPr>
-          <w:rFonts w:hint="eastAsia"/>
+          <w:rFonts w:ascii="굴림" w:eastAsia="굴림" w:hAnsi="굴림" w:hint="eastAsia"/>
         </w:rPr>
         <w:t>명확해질 수 있음</w:t>
       </w:r>
@@ -1774,15 +1920,24 @@
           <w:ilvl w:val="3"/>
           <w:numId w:val="5"/>
         </w:numPr>
-      </w:pPr>
-      <w:r>
-        <w:rPr>
-          <w:rFonts w:hint="eastAsia"/>
+        <w:rPr>
+          <w:rFonts w:ascii="굴림" w:eastAsia="굴림" w:hAnsi="굴림"/>
+        </w:rPr>
+      </w:pPr>
+      <w:r>
+        <w:rPr>
+          <w:rFonts w:ascii="굴림" w:eastAsia="굴림" w:hAnsi="굴림" w:hint="eastAsia"/>
         </w:rPr>
         <w:t>복잡한 문제를 간결하고 직관적으로 표현 가능</w:t>
       </w:r>
     </w:p>
-    <w:p/>
+    <w:p>
+      <w:pPr>
+        <w:rPr>
+          <w:rFonts w:ascii="굴림" w:eastAsia="굴림" w:hAnsi="굴림"/>
+        </w:rPr>
+      </w:pPr>
+    </w:p>
     <w:p>
       <w:pPr>
         <w:pStyle w:val="a6"/>
@@ -1790,19 +1945,25 @@
           <w:ilvl w:val="1"/>
           <w:numId w:val="5"/>
         </w:numPr>
-      </w:pPr>
-      <w:r>
-        <w:rPr>
-          <w:rFonts w:hint="eastAsia"/>
+        <w:rPr>
+          <w:rFonts w:ascii="굴림" w:eastAsia="굴림" w:hAnsi="굴림"/>
+        </w:rPr>
+      </w:pPr>
+      <w:r>
+        <w:rPr>
+          <w:rFonts w:ascii="굴림" w:eastAsia="굴림" w:hAnsi="굴림" w:hint="eastAsia"/>
         </w:rPr>
         <w:t xml:space="preserve">함수와 </w:t>
       </w:r>
       <w:r>
+        <w:rPr>
+          <w:rFonts w:ascii="굴림" w:eastAsia="굴림" w:hAnsi="굴림"/>
+        </w:rPr>
         <w:t>Scope(</w:t>
       </w:r>
       <w:r>
         <w:rPr>
-          <w:rFonts w:hint="eastAsia"/>
+          <w:rFonts w:ascii="굴림" w:eastAsia="굴림" w:hAnsi="굴림" w:hint="eastAsia"/>
         </w:rPr>
         <w:t>범위)</w:t>
       </w:r>
@@ -1814,40 +1975,15 @@
           <w:ilvl w:val="2"/>
           <w:numId w:val="5"/>
         </w:numPr>
-      </w:pPr>
-      <w:r>
-        <w:rPr>
-          <w:rFonts w:hint="eastAsia"/>
-        </w:rPr>
-        <w:t xml:space="preserve">함수 내부의 공간인 로컬 </w:t>
-      </w:r>
-      <w:proofErr w:type="spellStart"/>
-      <w:r>
-        <w:rPr>
-          <w:rFonts w:hint="eastAsia"/>
-        </w:rPr>
-        <w:t>스코프와</w:t>
-      </w:r>
-      <w:proofErr w:type="spellEnd"/>
-      <w:r>
-        <w:rPr>
-          <w:rFonts w:hint="eastAsia"/>
-        </w:rPr>
-        <w:t xml:space="preserve"> 그 외의 글로벌 </w:t>
-      </w:r>
-      <w:proofErr w:type="spellStart"/>
-      <w:r>
-        <w:rPr>
-          <w:rFonts w:hint="eastAsia"/>
-        </w:rPr>
-        <w:t>스코프로</w:t>
-      </w:r>
-      <w:proofErr w:type="spellEnd"/>
-      <w:r>
-        <w:rPr>
-          <w:rFonts w:hint="eastAsia"/>
-        </w:rPr>
-        <w:t xml:space="preserve"> 나뉨</w:t>
+        <w:rPr>
+          <w:rFonts w:ascii="굴림" w:eastAsia="굴림" w:hAnsi="굴림"/>
+        </w:rPr>
+      </w:pPr>
+      <w:r>
+        <w:rPr>
+          <w:rFonts w:ascii="굴림" w:eastAsia="굴림" w:hAnsi="굴림" w:hint="eastAsia"/>
+        </w:rPr>
+        <w:t>함수 내부의 공간인 로컬 스코프와 그 외의 글로벌 스코프로 나뉨</w:t>
       </w:r>
     </w:p>
     <w:p>
@@ -1857,40 +1993,16 @@
           <w:ilvl w:val="3"/>
           <w:numId w:val="5"/>
         </w:numPr>
-      </w:pPr>
-      <w:r>
-        <w:rPr>
-          <w:rFonts w:hint="eastAsia"/>
-        </w:rPr>
-        <w:t xml:space="preserve">로컬 </w:t>
-      </w:r>
-      <w:proofErr w:type="spellStart"/>
-      <w:r>
-        <w:rPr>
-          <w:rFonts w:hint="eastAsia"/>
-        </w:rPr>
-        <w:t>스코프</w:t>
-      </w:r>
-      <w:proofErr w:type="spellEnd"/>
-      <w:r>
-        <w:rPr>
-          <w:rFonts w:hint="eastAsia"/>
-        </w:rPr>
-        <w:t xml:space="preserve"> 안의 변수는 글로벌 </w:t>
-      </w:r>
-      <w:proofErr w:type="spellStart"/>
-      <w:r>
-        <w:rPr>
-          <w:rFonts w:hint="eastAsia"/>
-        </w:rPr>
-        <w:t>스코프에서</w:t>
-      </w:r>
-      <w:proofErr w:type="spellEnd"/>
-      <w:r>
-        <w:rPr>
-          <w:rFonts w:hint="eastAsia"/>
-        </w:rPr>
-        <w:t xml:space="preserve"> 작동하지 않음</w:t>
+        <w:rPr>
+          <w:rFonts w:ascii="굴림" w:eastAsia="굴림" w:hAnsi="굴림"/>
+        </w:rPr>
+      </w:pPr>
+      <w:r>
+        <w:rPr>
+          <w:rFonts w:ascii="굴림" w:eastAsia="굴림" w:hAnsi="굴림" w:hint="eastAsia"/>
+        </w:rPr>
+        <w:lastRenderedPageBreak/>
+        <w:t>로컬 스코프 안의 변수는 글로벌 스코프에서 작동하지 않음</w:t>
       </w:r>
     </w:p>
     <w:p>
@@ -1900,10 +2012,13 @@
           <w:ilvl w:val="2"/>
           <w:numId w:val="5"/>
         </w:numPr>
-      </w:pPr>
-      <w:r>
-        <w:rPr>
-          <w:rFonts w:hint="eastAsia"/>
+        <w:rPr>
+          <w:rFonts w:ascii="굴림" w:eastAsia="굴림" w:hAnsi="굴림"/>
+        </w:rPr>
+      </w:pPr>
+      <w:r>
+        <w:rPr>
+          <w:rFonts w:ascii="굴림" w:eastAsia="굴림" w:hAnsi="굴림" w:hint="eastAsia"/>
         </w:rPr>
         <w:t xml:space="preserve">변수의 수명주기 </w:t>
       </w:r>
@@ -1915,53 +2030,55 @@
           <w:ilvl w:val="3"/>
           <w:numId w:val="5"/>
         </w:numPr>
-      </w:pPr>
-      <w:r>
-        <w:rPr>
-          <w:rFonts w:hint="eastAsia"/>
-        </w:rPr>
-        <w:t xml:space="preserve">빌트인 </w:t>
-      </w:r>
-      <w:proofErr w:type="spellStart"/>
-      <w:r>
-        <w:rPr>
-          <w:rFonts w:hint="eastAsia"/>
-        </w:rPr>
-        <w:t>스코프</w:t>
-      </w:r>
-      <w:proofErr w:type="spellEnd"/>
-      <w:r>
-        <w:rPr>
-          <w:rFonts w:hint="eastAsia"/>
+        <w:rPr>
+          <w:rFonts w:ascii="굴림" w:eastAsia="굴림" w:hAnsi="굴림"/>
+        </w:rPr>
+      </w:pPr>
+      <w:r>
+        <w:rPr>
+          <w:rFonts w:ascii="굴림" w:eastAsia="굴림" w:hAnsi="굴림" w:hint="eastAsia"/>
+        </w:rPr>
+        <w:t>빌트인 스코프</w:t>
+      </w:r>
+      <w:r>
+        <w:rPr>
+          <w:rFonts w:ascii="굴림" w:eastAsia="굴림" w:hAnsi="굴림" w:hint="eastAsia"/>
         </w:rPr>
         <w:t>(</w:t>
       </w:r>
       <w:r>
+        <w:rPr>
+          <w:rFonts w:ascii="굴림" w:eastAsia="굴림" w:hAnsi="굴림"/>
+        </w:rPr>
         <w:t>Built-in scope)</w:t>
       </w:r>
       <w:r>
         <w:rPr>
-          <w:rFonts w:hint="eastAsia"/>
+          <w:rFonts w:ascii="굴림" w:eastAsia="굴림" w:hAnsi="굴림" w:hint="eastAsia"/>
         </w:rPr>
         <w:t xml:space="preserve"> </w:t>
       </w:r>
       <w:r>
+        <w:rPr>
+          <w:rFonts w:ascii="굴림" w:eastAsia="굴림" w:hAnsi="굴림"/>
+        </w:rPr>
         <w:t xml:space="preserve">– </w:t>
       </w:r>
-      <w:proofErr w:type="spellStart"/>
-      <w:r>
-        <w:rPr>
-          <w:rFonts w:hint="eastAsia"/>
+      <w:r>
+        <w:rPr>
+          <w:rFonts w:ascii="굴림" w:eastAsia="굴림" w:hAnsi="굴림" w:hint="eastAsia"/>
         </w:rPr>
         <w:t>파이썬이</w:t>
       </w:r>
-      <w:proofErr w:type="spellEnd"/>
-      <w:r>
+      <w:r>
+        <w:rPr>
+          <w:rFonts w:ascii="굴림" w:eastAsia="굴림" w:hAnsi="굴림"/>
+        </w:rPr>
         <w:t xml:space="preserve"> </w:t>
       </w:r>
       <w:r>
         <w:rPr>
-          <w:rFonts w:hint="eastAsia"/>
+          <w:rFonts w:ascii="굴림" w:eastAsia="굴림" w:hAnsi="굴림" w:hint="eastAsia"/>
         </w:rPr>
         <w:t xml:space="preserve">실행된 이후부터 영원히 유지 </w:t>
       </w:r>
@@ -1973,42 +2090,43 @@
           <w:ilvl w:val="3"/>
           <w:numId w:val="5"/>
         </w:numPr>
-      </w:pPr>
-      <w:r>
-        <w:rPr>
-          <w:rFonts w:hint="eastAsia"/>
-        </w:rPr>
-        <w:t xml:space="preserve">글로벌 </w:t>
-      </w:r>
-      <w:proofErr w:type="spellStart"/>
-      <w:r>
-        <w:rPr>
-          <w:rFonts w:hint="eastAsia"/>
-        </w:rPr>
-        <w:t>스코프</w:t>
-      </w:r>
-      <w:proofErr w:type="spellEnd"/>
-      <w:r>
-        <w:rPr>
-          <w:rFonts w:hint="eastAsia"/>
+        <w:rPr>
+          <w:rFonts w:ascii="굴림" w:eastAsia="굴림" w:hAnsi="굴림"/>
+        </w:rPr>
+      </w:pPr>
+      <w:r>
+        <w:rPr>
+          <w:rFonts w:ascii="굴림" w:eastAsia="굴림" w:hAnsi="굴림" w:hint="eastAsia"/>
+        </w:rPr>
+        <w:t>글로벌 스코프</w:t>
+      </w:r>
+      <w:r>
+        <w:rPr>
+          <w:rFonts w:ascii="굴림" w:eastAsia="굴림" w:hAnsi="굴림" w:hint="eastAsia"/>
         </w:rPr>
         <w:t>(</w:t>
       </w:r>
       <w:r>
+        <w:rPr>
+          <w:rFonts w:ascii="굴림" w:eastAsia="굴림" w:hAnsi="굴림"/>
+        </w:rPr>
         <w:t>Global scope)</w:t>
       </w:r>
       <w:r>
         <w:rPr>
-          <w:rFonts w:hint="eastAsia"/>
+          <w:rFonts w:ascii="굴림" w:eastAsia="굴림" w:hAnsi="굴림" w:hint="eastAsia"/>
         </w:rPr>
         <w:t xml:space="preserve"> </w:t>
       </w:r>
       <w:r>
+        <w:rPr>
+          <w:rFonts w:ascii="굴림" w:eastAsia="굴림" w:hAnsi="굴림"/>
+        </w:rPr>
         <w:t xml:space="preserve">– </w:t>
       </w:r>
       <w:r>
         <w:rPr>
-          <w:rFonts w:hint="eastAsia"/>
+          <w:rFonts w:ascii="굴림" w:eastAsia="굴림" w:hAnsi="굴림" w:hint="eastAsia"/>
         </w:rPr>
         <w:t>모듈이 호출된 시점부터 끝날 때까지</w:t>
       </w:r>
@@ -2020,66 +2138,166 @@
           <w:ilvl w:val="3"/>
           <w:numId w:val="5"/>
         </w:numPr>
-      </w:pPr>
-      <w:proofErr w:type="spellStart"/>
-      <w:r>
-        <w:rPr>
-          <w:rFonts w:hint="eastAsia"/>
-        </w:rPr>
-        <w:t>인클로스드</w:t>
-      </w:r>
-      <w:proofErr w:type="spellEnd"/>
-      <w:r>
-        <w:rPr>
-          <w:rFonts w:hint="eastAsia"/>
+        <w:rPr>
+          <w:rFonts w:ascii="굴림" w:eastAsia="굴림" w:hAnsi="굴림"/>
+        </w:rPr>
+      </w:pPr>
+      <w:r>
+        <w:rPr>
+          <w:rFonts w:ascii="굴림" w:eastAsia="굴림" w:hAnsi="굴림" w:hint="eastAsia"/>
+        </w:rPr>
+        <w:t>인클로스드 스코프(E</w:t>
+      </w:r>
+      <w:r>
+        <w:rPr>
+          <w:rFonts w:ascii="굴림" w:eastAsia="굴림" w:hAnsi="굴림"/>
+        </w:rPr>
+        <w:t>nclosed scope)</w:t>
+      </w:r>
+      <w:r>
+        <w:rPr>
+          <w:rFonts w:ascii="굴림" w:eastAsia="굴림" w:hAnsi="굴림" w:hint="eastAsia"/>
         </w:rPr>
         <w:t xml:space="preserve"> </w:t>
       </w:r>
-      <w:proofErr w:type="spellStart"/>
-      <w:r>
-        <w:rPr>
-          <w:rFonts w:hint="eastAsia"/>
-        </w:rPr>
-        <w:t>스코프</w:t>
-      </w:r>
-      <w:proofErr w:type="spellEnd"/>
-      <w:r>
-        <w:rPr>
-          <w:rFonts w:hint="eastAsia"/>
-        </w:rPr>
-        <w:t>(E</w:t>
-      </w:r>
-      <w:r>
-        <w:t>nclosed scope)</w:t>
-      </w:r>
-      <w:r>
-        <w:rPr>
-          <w:rFonts w:hint="eastAsia"/>
+      <w:r>
+        <w:rPr>
+          <w:rFonts w:ascii="굴림" w:eastAsia="굴림" w:hAnsi="굴림"/>
+        </w:rPr>
+        <w:t xml:space="preserve">– </w:t>
+      </w:r>
+      <w:r>
+        <w:rPr>
+          <w:rFonts w:ascii="굴림" w:eastAsia="굴림" w:hAnsi="굴림" w:hint="eastAsia"/>
+        </w:rPr>
+        <w:t>함수 안에 함수가 있는 경우 등의 경우, 로컬 스코프 한 단계 위</w:t>
+      </w:r>
+    </w:p>
+    <w:p>
+      <w:pPr>
+        <w:pStyle w:val="a6"/>
+        <w:numPr>
+          <w:ilvl w:val="3"/>
+          <w:numId w:val="5"/>
+        </w:numPr>
+        <w:rPr>
+          <w:rFonts w:ascii="굴림" w:eastAsia="굴림" w:hAnsi="굴림"/>
+        </w:rPr>
+      </w:pPr>
+      <w:r>
+        <w:rPr>
+          <w:rFonts w:ascii="굴림" w:eastAsia="굴림" w:hAnsi="굴림" w:hint="eastAsia"/>
+        </w:rPr>
+        <w:t>로컬 스코프</w:t>
+      </w:r>
+      <w:r>
+        <w:rPr>
+          <w:rFonts w:ascii="굴림" w:eastAsia="굴림" w:hAnsi="굴림" w:hint="eastAsia"/>
+        </w:rPr>
+        <w:t>(L</w:t>
+      </w:r>
+      <w:r>
+        <w:rPr>
+          <w:rFonts w:ascii="굴림" w:eastAsia="굴림" w:hAnsi="굴림"/>
+        </w:rPr>
+        <w:t>ocal scope)</w:t>
+      </w:r>
+      <w:r>
+        <w:rPr>
+          <w:rFonts w:ascii="굴림" w:eastAsia="굴림" w:hAnsi="굴림" w:hint="eastAsia"/>
         </w:rPr>
         <w:t xml:space="preserve"> </w:t>
       </w:r>
       <w:r>
+        <w:rPr>
+          <w:rFonts w:ascii="굴림" w:eastAsia="굴림" w:hAnsi="굴림"/>
+        </w:rPr>
         <w:t xml:space="preserve">– </w:t>
       </w:r>
       <w:r>
         <w:rPr>
-          <w:rFonts w:hint="eastAsia"/>
-        </w:rPr>
-        <w:t xml:space="preserve">함수 안에 함수가 있는 경우 등의 경우, 로컬 </w:t>
-      </w:r>
-      <w:proofErr w:type="spellStart"/>
-      <w:r>
-        <w:rPr>
-          <w:rFonts w:hint="eastAsia"/>
-        </w:rPr>
-        <w:t>스코프</w:t>
-      </w:r>
-      <w:proofErr w:type="spellEnd"/>
-      <w:r>
-        <w:rPr>
-          <w:rFonts w:hint="eastAsia"/>
-        </w:rPr>
-        <w:t xml:space="preserve"> 한 단계 위</w:t>
+          <w:rFonts w:ascii="굴림" w:eastAsia="굴림" w:hAnsi="굴림" w:hint="eastAsia"/>
+        </w:rPr>
+        <w:t>함수가 호출될 때 시작해서 함수가 종료될 때까지</w:t>
+      </w:r>
+    </w:p>
+    <w:p>
+      <w:pPr>
+        <w:pStyle w:val="a6"/>
+        <w:numPr>
+          <w:ilvl w:val="2"/>
+          <w:numId w:val="5"/>
+        </w:numPr>
+        <w:rPr>
+          <w:rFonts w:ascii="굴림" w:eastAsia="굴림" w:hAnsi="굴림"/>
+        </w:rPr>
+      </w:pPr>
+      <w:r>
+        <w:rPr>
+          <w:rFonts w:ascii="굴림" w:eastAsia="굴림" w:hAnsi="굴림" w:hint="eastAsia"/>
+          <w:u w:val="single"/>
+        </w:rPr>
+        <w:t>이름 검색 규칙</w:t>
+      </w:r>
+      <w:r>
+        <w:rPr>
+          <w:rFonts w:ascii="굴림" w:eastAsia="굴림" w:hAnsi="굴림" w:hint="eastAsia"/>
+        </w:rPr>
+        <w:t xml:space="preserve"> </w:t>
+      </w:r>
+      <w:r>
+        <w:rPr>
+          <w:rFonts w:ascii="굴림" w:eastAsia="굴림" w:hAnsi="굴림"/>
+        </w:rPr>
+        <w:t xml:space="preserve">– </w:t>
+      </w:r>
+      <w:r>
+        <w:rPr>
+          <w:rFonts w:ascii="굴림" w:eastAsia="굴림" w:hAnsi="굴림" w:hint="eastAsia"/>
+        </w:rPr>
+        <w:t xml:space="preserve">사용되는 이름들을 </w:t>
+      </w:r>
+      <w:r>
+        <w:rPr>
+          <w:rFonts w:ascii="굴림" w:eastAsia="굴림" w:hAnsi="굴림"/>
+        </w:rPr>
+        <w:t>LEGB</w:t>
+      </w:r>
+      <w:r>
+        <w:rPr>
+          <w:rFonts w:ascii="굴림" w:eastAsia="굴림" w:hAnsi="굴림" w:hint="eastAsia"/>
+        </w:rPr>
+        <w:t xml:space="preserve"> 순서대로 찾아가는 것</w:t>
+      </w:r>
+      <w:r>
+        <w:rPr>
+          <w:rFonts w:ascii="굴림" w:eastAsia="굴림" w:hAnsi="굴림" w:hint="eastAsia"/>
+        </w:rPr>
+        <w:t xml:space="preserve"> </w:t>
+      </w:r>
+      <w:r>
+        <w:rPr>
+          <w:rFonts w:ascii="굴림" w:eastAsia="굴림" w:hAnsi="굴림"/>
+        </w:rPr>
+        <w:t>– 47</w:t>
+      </w:r>
+      <w:r>
+        <w:rPr>
+          <w:rFonts w:ascii="굴림" w:eastAsia="굴림" w:hAnsi="굴림" w:hint="eastAsia"/>
+        </w:rPr>
+        <w:t>p</w:t>
+      </w:r>
+      <w:r>
+        <w:rPr>
+          <w:rFonts w:ascii="굴림" w:eastAsia="굴림" w:hAnsi="굴림"/>
+        </w:rPr>
+        <w:t xml:space="preserve"> </w:t>
+      </w:r>
+      <w:r>
+        <w:rPr>
+          <w:rFonts w:ascii="굴림" w:eastAsia="굴림" w:hAnsi="굴림" w:hint="eastAsia"/>
+        </w:rPr>
+        <w:t>참고</w:t>
       </w:r>
     </w:p>
     <w:p>
@@ -2089,44 +2307,453 @@
           <w:ilvl w:val="3"/>
           <w:numId w:val="5"/>
         </w:numPr>
-      </w:pPr>
-      <w:r>
-        <w:rPr>
-          <w:rFonts w:hint="eastAsia"/>
-        </w:rPr>
-        <w:t xml:space="preserve">로컬 </w:t>
-      </w:r>
-      <w:proofErr w:type="spellStart"/>
-      <w:r>
-        <w:rPr>
-          <w:rFonts w:hint="eastAsia"/>
-        </w:rPr>
-        <w:t>스코프</w:t>
-      </w:r>
-      <w:proofErr w:type="spellEnd"/>
-      <w:r>
-        <w:rPr>
-          <w:rFonts w:hint="eastAsia"/>
-        </w:rPr>
-        <w:t>(L</w:t>
-      </w:r>
-      <w:r>
-        <w:t>ocal scope)</w:t>
-      </w:r>
-      <w:r>
-        <w:rPr>
-          <w:rFonts w:hint="eastAsia"/>
+        <w:rPr>
+          <w:rFonts w:ascii="굴림" w:eastAsia="굴림" w:hAnsi="굴림"/>
+        </w:rPr>
+      </w:pPr>
+      <w:r>
+        <w:rPr>
+          <w:rFonts w:ascii="굴림" w:eastAsia="굴림" w:hAnsi="굴림" w:hint="eastAsia"/>
+        </w:rPr>
+        <w:t>L</w:t>
+      </w:r>
+      <w:r>
+        <w:rPr>
+          <w:rFonts w:ascii="굴림" w:eastAsia="굴림" w:hAnsi="굴림"/>
+        </w:rPr>
+        <w:t xml:space="preserve">ocal scope </w:t>
+      </w:r>
+      <w:r>
+        <w:rPr>
+          <w:rFonts w:ascii="굴림" w:eastAsia="굴림" w:hAnsi="굴림"/>
+        </w:rPr>
+        <w:t>–</w:t>
+      </w:r>
+      <w:r>
+        <w:rPr>
+          <w:rFonts w:ascii="굴림" w:eastAsia="굴림" w:hAnsi="굴림"/>
         </w:rPr>
         <w:t xml:space="preserve"> </w:t>
       </w:r>
-      <w:r>
+    </w:p>
+    <w:p>
+      <w:pPr>
+        <w:pStyle w:val="a6"/>
+        <w:numPr>
+          <w:ilvl w:val="3"/>
+          <w:numId w:val="5"/>
+        </w:numPr>
+        <w:rPr>
+          <w:rFonts w:ascii="굴림" w:eastAsia="굴림" w:hAnsi="굴림"/>
+        </w:rPr>
+      </w:pPr>
+      <w:r>
+        <w:rPr>
+          <w:rFonts w:ascii="굴림" w:eastAsia="굴림" w:hAnsi="굴림"/>
+        </w:rPr>
+        <w:t>…</w:t>
+      </w:r>
+    </w:p>
+    <w:p>
+      <w:pPr>
+        <w:pStyle w:val="a6"/>
+        <w:numPr>
+          <w:ilvl w:val="2"/>
+          <w:numId w:val="5"/>
+        </w:numPr>
+        <w:rPr>
+          <w:rFonts w:ascii="굴림" w:eastAsia="굴림" w:hAnsi="굴림"/>
+        </w:rPr>
+      </w:pPr>
+    </w:p>
+    <w:p>
+      <w:pPr>
+        <w:pStyle w:val="a6"/>
+        <w:numPr>
+          <w:ilvl w:val="2"/>
+          <w:numId w:val="5"/>
+        </w:numPr>
+        <w:rPr>
+          <w:rFonts w:ascii="굴림" w:eastAsia="굴림" w:hAnsi="굴림"/>
+        </w:rPr>
+      </w:pPr>
+      <w:r>
+        <w:rPr>
+          <w:rFonts w:ascii="굴림" w:eastAsia="굴림" w:hAnsi="굴림" w:hint="eastAsia"/>
+        </w:rPr>
+        <w:t>g</w:t>
+      </w:r>
+      <w:r>
+        <w:rPr>
+          <w:rFonts w:ascii="굴림" w:eastAsia="굴림" w:hAnsi="굴림"/>
+        </w:rPr>
+        <w:t xml:space="preserve">lobal 키워드 – </w:t>
+      </w:r>
+      <w:r>
+        <w:rPr>
+          <w:rFonts w:ascii="굴림" w:eastAsia="굴림" w:hAnsi="굴림" w:hint="eastAsia"/>
+        </w:rPr>
+        <w:t>로컬 또는 인클로즈드 스코프에서 글로벌 버전이 수정해야 할 경우</w:t>
+      </w:r>
+      <w:r>
+        <w:rPr>
+          <w:rFonts w:ascii="굴림" w:eastAsia="굴림" w:hAnsi="굴림"/>
+        </w:rPr>
+        <w:t xml:space="preserve">, </w:t>
+      </w:r>
+      <w:r>
+        <w:rPr>
+          <w:rFonts w:ascii="굴림" w:eastAsia="굴림" w:hAnsi="굴림" w:hint="eastAsia"/>
+        </w:rPr>
+        <w:t>글로벌 키워드를 사용하면 상위 공간도 수정 가능</w:t>
+      </w:r>
+    </w:p>
+    <w:p>
+      <w:pPr>
+        <w:pStyle w:val="a6"/>
+        <w:numPr>
+          <w:ilvl w:val="2"/>
+          <w:numId w:val="5"/>
+        </w:numPr>
+        <w:rPr>
+          <w:rFonts w:ascii="굴림" w:eastAsia="굴림" w:hAnsi="굴림"/>
+        </w:rPr>
+      </w:pPr>
+    </w:p>
+    <w:p>
+      <w:pPr>
+        <w:pStyle w:val="a6"/>
+        <w:numPr>
+          <w:ilvl w:val="1"/>
+          <w:numId w:val="5"/>
+        </w:numPr>
+        <w:rPr>
+          <w:rFonts w:ascii="굴림" w:eastAsia="굴림" w:hAnsi="굴림"/>
+        </w:rPr>
+      </w:pPr>
+      <w:r>
+        <w:rPr>
+          <w:rFonts w:ascii="굴림" w:eastAsia="굴림" w:hAnsi="굴림" w:hint="eastAsia"/>
+        </w:rPr>
+        <w:t>함수의 이름</w:t>
+      </w:r>
+    </w:p>
+    <w:p>
+      <w:pPr>
+        <w:pStyle w:val="a6"/>
+        <w:numPr>
+          <w:ilvl w:val="2"/>
+          <w:numId w:val="5"/>
+        </w:numPr>
+        <w:rPr>
+          <w:rFonts w:ascii="굴림" w:eastAsia="굴림" w:hAnsi="굴림"/>
+        </w:rPr>
+      </w:pPr>
+      <w:r>
+        <w:rPr>
+          <w:rFonts w:ascii="굴림" w:eastAsia="굴림" w:hAnsi="굴림" w:hint="eastAsia"/>
+        </w:rPr>
+        <w:t>소문자와 언더스코어_</w:t>
+      </w:r>
+      <w:r>
+        <w:rPr>
+          <w:rFonts w:ascii="굴림" w:eastAsia="굴림" w:hAnsi="굴림"/>
+        </w:rPr>
+        <w:t xml:space="preserve"> </w:t>
+      </w:r>
+      <w:r>
+        <w:rPr>
+          <w:rFonts w:ascii="굴림" w:eastAsia="굴림" w:hAnsi="굴림" w:hint="eastAsia"/>
+        </w:rPr>
+        <w:t>사용</w:t>
+      </w:r>
+      <w:r>
+        <w:rPr>
+          <w:rFonts w:ascii="굴림" w:eastAsia="굴림" w:hAnsi="굴림"/>
+        </w:rPr>
+        <w:t xml:space="preserve"> / </w:t>
+      </w:r>
+      <w:r>
+        <w:rPr>
+          <w:rFonts w:ascii="굴림" w:eastAsia="굴림" w:hAnsi="굴림" w:hint="eastAsia"/>
+        </w:rPr>
+        <w:t>동사로 시작하여 함수의 동작을 직관적으로 설명</w:t>
+      </w:r>
+    </w:p>
+    <w:p>
+      <w:pPr>
+        <w:pStyle w:val="a6"/>
+        <w:numPr>
+          <w:ilvl w:val="3"/>
+          <w:numId w:val="5"/>
+        </w:numPr>
+        <w:rPr>
+          <w:rFonts w:ascii="굴림" w:eastAsia="굴림" w:hAnsi="굴림"/>
+        </w:rPr>
+      </w:pPr>
+      <w:r>
+        <w:rPr>
+          <w:rFonts w:ascii="굴림" w:eastAsia="굴림" w:hAnsi="굴림" w:hint="eastAsia"/>
+        </w:rPr>
+        <w:t>이름이 짧을 필요 없음,</w:t>
+      </w:r>
+      <w:r>
+        <w:rPr>
+          <w:rFonts w:ascii="굴림" w:eastAsia="굴림" w:hAnsi="굴림"/>
+        </w:rPr>
+        <w:t xml:space="preserve"> </w:t>
+      </w:r>
+      <w:r>
+        <w:rPr>
+          <w:rFonts w:ascii="굴림" w:eastAsia="굴림" w:hAnsi="굴림" w:hint="eastAsia"/>
+        </w:rPr>
+        <w:t>약어 사용 지양</w:t>
+      </w:r>
+    </w:p>
+    <w:p>
+      <w:pPr>
+        <w:pStyle w:val="a6"/>
+        <w:numPr>
+          <w:ilvl w:val="1"/>
+          <w:numId w:val="5"/>
+        </w:numPr>
+        <w:rPr>
+          <w:rFonts w:ascii="굴림" w:eastAsia="굴림" w:hAnsi="굴림"/>
+        </w:rPr>
+      </w:pPr>
+      <w:r>
+        <w:rPr>
+          <w:rFonts w:ascii="굴림" w:eastAsia="굴림" w:hAnsi="굴림" w:hint="eastAsia"/>
+        </w:rPr>
+        <w:t>단일 책임 원칙</w:t>
+      </w:r>
+    </w:p>
+    <w:p>
+      <w:pPr>
+        <w:pStyle w:val="a6"/>
+        <w:numPr>
+          <w:ilvl w:val="2"/>
+          <w:numId w:val="5"/>
+        </w:numPr>
+        <w:rPr>
+          <w:rFonts w:ascii="굴림" w:eastAsia="굴림" w:hAnsi="굴림"/>
+        </w:rPr>
+      </w:pPr>
+      <w:r>
+        <w:rPr>
+          <w:rFonts w:ascii="굴림" w:eastAsia="굴림" w:hAnsi="굴림" w:hint="eastAsia"/>
+        </w:rPr>
+        <w:t>모든 객체는 하나의 명확한 목적과 책임만을 가진다</w:t>
+      </w:r>
+    </w:p>
+    <w:p>
+      <w:pPr>
+        <w:pStyle w:val="a6"/>
+        <w:numPr>
+          <w:ilvl w:val="3"/>
+          <w:numId w:val="5"/>
+        </w:numPr>
+        <w:rPr>
+          <w:rFonts w:ascii="굴림" w:eastAsia="굴림" w:hAnsi="굴림"/>
+        </w:rPr>
+      </w:pPr>
+      <w:r>
+        <w:rPr>
+          <w:rFonts w:ascii="굴림" w:eastAsia="굴림" w:hAnsi="굴림" w:hint="eastAsia"/>
+        </w:rPr>
+        <w:t>하나의 함수는 이름으로 명확한</w:t>
+      </w:r>
+      <w:r>
+        <w:rPr>
+          <w:rFonts w:ascii="굴림" w:eastAsia="굴림" w:hAnsi="굴림"/>
+        </w:rPr>
+        <w:t xml:space="preserve"> </w:t>
+      </w:r>
+      <w:r>
+        <w:rPr>
+          <w:rFonts w:ascii="굴림" w:eastAsia="굴림" w:hAnsi="굴림" w:hint="eastAsia"/>
+        </w:rPr>
+        <w:t>목적을 표현하며,</w:t>
+      </w:r>
+      <w:r>
+        <w:rPr>
+          <w:rFonts w:ascii="굴림" w:eastAsia="굴림" w:hAnsi="굴림"/>
+        </w:rPr>
+        <w:t xml:space="preserve"> </w:t>
+      </w:r>
+      <w:r>
+        <w:rPr>
+          <w:rFonts w:ascii="굴림" w:eastAsia="굴림" w:hAnsi="굴림" w:hint="eastAsia"/>
+        </w:rPr>
+        <w:t>한 가지 작업만 수행함</w:t>
+      </w:r>
+    </w:p>
+    <w:p>
+      <w:pPr>
+        <w:pStyle w:val="a6"/>
+        <w:numPr>
+          <w:ilvl w:val="3"/>
+          <w:numId w:val="5"/>
+        </w:numPr>
+        <w:rPr>
+          <w:rFonts w:ascii="굴림" w:eastAsia="굴림" w:hAnsi="굴림"/>
+        </w:rPr>
+      </w:pPr>
+      <w:r>
+        <w:rPr>
+          <w:rFonts w:ascii="굴림" w:eastAsia="굴림" w:hAnsi="굴림" w:hint="eastAsia"/>
+        </w:rPr>
+        <w:t>검증,</w:t>
+      </w:r>
+      <w:r>
+        <w:rPr>
+          <w:rFonts w:ascii="굴림" w:eastAsia="굴림" w:hAnsi="굴림"/>
+        </w:rPr>
+        <w:t xml:space="preserve"> </w:t>
+      </w:r>
+      <w:r>
+        <w:rPr>
+          <w:rFonts w:ascii="굴림" w:eastAsia="굴림" w:hAnsi="굴림" w:hint="eastAsia"/>
+        </w:rPr>
+        <w:t>처리,</w:t>
+      </w:r>
+      <w:r>
+        <w:rPr>
+          <w:rFonts w:ascii="굴림" w:eastAsia="굴림" w:hAnsi="굴림"/>
+        </w:rPr>
+        <w:t xml:space="preserve"> </w:t>
+      </w:r>
+      <w:r>
+        <w:rPr>
+          <w:rFonts w:ascii="굴림" w:eastAsia="굴림" w:hAnsi="굴림" w:hint="eastAsia"/>
+        </w:rPr>
+        <w:t>저장 등을 별도 함수로 분리하며, 독립적으로 동작 가능하게 설계</w:t>
+      </w:r>
+    </w:p>
+    <w:p>
+      <w:pPr>
+        <w:pStyle w:val="a6"/>
+        <w:numPr>
+          <w:ilvl w:val="3"/>
+          <w:numId w:val="5"/>
+        </w:numPr>
+        <w:rPr>
+          <w:rFonts w:ascii="굴림" w:eastAsia="굴림" w:hAnsi="굴림"/>
+        </w:rPr>
+      </w:pPr>
+      <w:r>
+        <w:rPr>
+          <w:rFonts w:ascii="굴림" w:eastAsia="굴림" w:hAnsi="굴림" w:hint="eastAsia"/>
+        </w:rPr>
+        <w:t>작은 단위의 함수로 나누어 유지 보수 시 영향 범위를 최소화</w:t>
+      </w:r>
+    </w:p>
+    <w:p>
+      <w:pPr>
+        <w:pStyle w:val="a6"/>
+        <w:numPr>
+          <w:ilvl w:val="3"/>
+          <w:numId w:val="5"/>
+        </w:numPr>
+        <w:rPr>
+          <w:rFonts w:ascii="굴림" w:eastAsia="굴림" w:hAnsi="굴림"/>
+        </w:rPr>
+      </w:pPr>
+    </w:p>
+    <w:p>
+      <w:pPr>
+        <w:pStyle w:val="a6"/>
+        <w:numPr>
+          <w:ilvl w:val="1"/>
+          <w:numId w:val="5"/>
+        </w:numPr>
+        <w:rPr>
+          <w:rFonts w:ascii="굴림" w:eastAsia="굴림" w:hAnsi="굴림"/>
+        </w:rPr>
+      </w:pPr>
+      <w:r>
+        <w:rPr>
+          <w:rFonts w:ascii="굴림" w:eastAsia="굴림" w:hAnsi="굴림" w:hint="eastAsia"/>
+        </w:rPr>
+        <w:t>P</w:t>
+      </w:r>
+      <w:r>
+        <w:rPr>
+          <w:rFonts w:ascii="굴림" w:eastAsia="굴림" w:hAnsi="굴림"/>
+        </w:rPr>
+        <w:t>acking, Unpa</w:t>
+      </w:r>
+      <w:r>
+        <w:rPr>
+          <w:rFonts w:ascii="굴림" w:eastAsia="굴림" w:hAnsi="굴림"/>
+        </w:rPr>
+        <w:t>cking</w:t>
+      </w:r>
+    </w:p>
+    <w:p>
+      <w:pPr>
+        <w:pStyle w:val="a6"/>
+        <w:numPr>
+          <w:ilvl w:val="2"/>
+          <w:numId w:val="5"/>
+        </w:numPr>
+        <w:rPr>
+          <w:rFonts w:ascii="굴림" w:eastAsia="굴림" w:hAnsi="굴림"/>
+        </w:rPr>
+      </w:pPr>
+      <w:r>
+        <w:rPr>
+          <w:rFonts w:ascii="굴림" w:eastAsia="굴림" w:hAnsi="굴림" w:hint="eastAsia"/>
+        </w:rPr>
+        <w:t xml:space="preserve">패킹 </w:t>
+      </w:r>
+      <w:r>
+        <w:rPr>
+          <w:rFonts w:ascii="굴림" w:eastAsia="굴림" w:hAnsi="굴림"/>
+        </w:rPr>
         <w:t xml:space="preserve">– </w:t>
       </w:r>
       <w:r>
         <w:rPr>
-          <w:rFonts w:hint="eastAsia"/>
-        </w:rPr>
-        <w:t>함수가 호출될 때 시작해서 함수가 종료될 때까지</w:t>
+          <w:rFonts w:ascii="굴림" w:eastAsia="굴림" w:hAnsi="굴림" w:hint="eastAsia"/>
+        </w:rPr>
+        <w:t xml:space="preserve">여러 개의 데이터를 하나의 컬렉션으로 묶는 과정 </w:t>
+      </w:r>
+    </w:p>
+    <w:p>
+      <w:pPr>
+        <w:pStyle w:val="a6"/>
+        <w:numPr>
+          <w:ilvl w:val="3"/>
+          <w:numId w:val="5"/>
+        </w:numPr>
+        <w:rPr>
+          <w:rFonts w:ascii="굴림" w:eastAsia="굴림" w:hAnsi="굴림"/>
+        </w:rPr>
+      </w:pPr>
+      <w:r>
+        <w:rPr>
+          <w:rFonts w:ascii="굴림" w:eastAsia="굴림" w:hAnsi="굴림" w:hint="eastAsia"/>
+        </w:rPr>
+        <w:t>한 변수에 쉼표로 구분된 값을 넣으면 자동으로 튜플로 처리</w:t>
+      </w:r>
+    </w:p>
+    <w:p>
+      <w:pPr>
+        <w:pStyle w:val="a6"/>
+        <w:numPr>
+          <w:ilvl w:val="3"/>
+          <w:numId w:val="5"/>
+        </w:numPr>
+        <w:rPr>
+          <w:rFonts w:ascii="굴림" w:eastAsia="굴림" w:hAnsi="굴림"/>
+        </w:rPr>
+      </w:pPr>
+      <w:r>
+        <w:rPr>
+          <w:rFonts w:ascii="굴림" w:eastAsia="굴림" w:hAnsi="굴림" w:hint="eastAsia"/>
+        </w:rPr>
+        <w:t>*이 붙인 매개변수가 남는 위치 인자들을 모아 튜플로 처리</w:t>
       </w:r>
     </w:p>
     <w:p>
@@ -2136,62 +2763,100 @@
           <w:ilvl w:val="2"/>
           <w:numId w:val="5"/>
         </w:numPr>
-      </w:pPr>
-      <w:r>
-        <w:rPr>
-          <w:rFonts w:hint="eastAsia"/>
-          <w:u w:val="single"/>
-        </w:rPr>
-        <w:t>이름 검색 규칙</w:t>
-      </w:r>
-      <w:r>
-        <w:rPr>
-          <w:rFonts w:hint="eastAsia"/>
+        <w:rPr>
+          <w:rFonts w:ascii="굴림" w:eastAsia="굴림" w:hAnsi="굴림"/>
+        </w:rPr>
+      </w:pPr>
+      <w:r>
+        <w:rPr>
+          <w:rFonts w:ascii="굴림" w:eastAsia="굴림" w:hAnsi="굴림" w:hint="eastAsia"/>
+        </w:rPr>
+        <w:t xml:space="preserve">언패킹 </w:t>
+      </w:r>
+      <w:r>
+        <w:rPr>
+          <w:rFonts w:ascii="굴림" w:eastAsia="굴림" w:hAnsi="굴림"/>
+        </w:rPr>
+        <w:t xml:space="preserve">– </w:t>
+      </w:r>
+      <w:r>
+        <w:rPr>
+          <w:rFonts w:ascii="굴림" w:eastAsia="굴림" w:hAnsi="굴림" w:hint="eastAsia"/>
+        </w:rPr>
+        <w:t>컬랙션에 담겨있는 데이터들을 개별 요소로 펼쳐놓음</w:t>
+      </w:r>
+    </w:p>
+    <w:p>
+      <w:pPr>
+        <w:pStyle w:val="a6"/>
+        <w:numPr>
+          <w:ilvl w:val="3"/>
+          <w:numId w:val="5"/>
+        </w:numPr>
+        <w:rPr>
+          <w:rFonts w:ascii="굴림" w:eastAsia="굴림" w:hAnsi="굴림"/>
+        </w:rPr>
+      </w:pPr>
+      <w:r>
+        <w:rPr>
+          <w:rFonts w:ascii="굴림" w:eastAsia="굴림" w:hAnsi="굴림" w:hint="eastAsia"/>
+        </w:rPr>
+        <w:t>튜플이나 리스트 등의 객체 요소들을 개별 변수에 할당</w:t>
+      </w:r>
+    </w:p>
+    <w:p>
+      <w:pPr>
+        <w:pStyle w:val="a6"/>
+        <w:numPr>
+          <w:ilvl w:val="3"/>
+          <w:numId w:val="5"/>
+        </w:numPr>
+        <w:rPr>
+          <w:rFonts w:ascii="굴림" w:eastAsia="굴림" w:hAnsi="굴림"/>
+        </w:rPr>
+      </w:pPr>
+    </w:p>
+    <w:p>
+      <w:pPr>
+        <w:pStyle w:val="a6"/>
+        <w:numPr>
+          <w:ilvl w:val="1"/>
+          <w:numId w:val="5"/>
+        </w:numPr>
+        <w:rPr>
+          <w:rFonts w:ascii="굴림" w:eastAsia="굴림" w:hAnsi="굴림"/>
+        </w:rPr>
+      </w:pPr>
+      <w:r>
+        <w:rPr>
+          <w:rFonts w:ascii="굴림" w:eastAsia="굴림" w:hAnsi="굴림" w:hint="eastAsia"/>
+        </w:rPr>
+        <w:t>함수와 반환</w:t>
+      </w:r>
+    </w:p>
+    <w:p>
+      <w:pPr>
+        <w:pStyle w:val="a6"/>
+        <w:numPr>
+          <w:ilvl w:val="2"/>
+          <w:numId w:val="5"/>
+        </w:numPr>
+        <w:rPr>
+          <w:rFonts w:ascii="굴림" w:eastAsia="굴림" w:hAnsi="굴림"/>
+        </w:rPr>
+      </w:pPr>
+      <w:r>
+        <w:rPr>
+          <w:rFonts w:ascii="굴림" w:eastAsia="굴림" w:hAnsi="굴림" w:hint="eastAsia"/>
+        </w:rPr>
+        <w:t>파이썬의 함수는 언제나 단 하나의 값만 반환한 수 있음,</w:t>
+      </w:r>
+      <w:r>
+        <w:rPr>
+          <w:rFonts w:ascii="굴림" w:eastAsia="굴림" w:hAnsi="굴림"/>
         </w:rPr>
         <w:t xml:space="preserve"> </w:t>
       </w:r>
-      <w:r>
-        <w:t xml:space="preserve">– </w:t>
-      </w:r>
-      <w:r>
-        <w:rPr>
-          <w:rFonts w:hint="eastAsia"/>
-        </w:rPr>
-        <w:t xml:space="preserve">사용되는 이름들을 </w:t>
-      </w:r>
-      <w:r>
-        <w:t>LEGB</w:t>
-      </w:r>
-      <w:r>
-        <w:rPr>
-          <w:rFonts w:hint="eastAsia"/>
-        </w:rPr>
-        <w:t xml:space="preserve"> 순서대로 찾아가는 것</w:t>
-      </w:r>
-      <w:r>
-        <w:rPr>
-          <w:rFonts w:hint="eastAsia"/>
-        </w:rPr>
-        <w:t xml:space="preserve"> </w:t>
-      </w:r>
-      <w:r>
-        <w:t>– 47</w:t>
-      </w:r>
-      <w:r>
-        <w:rPr>
-          <w:rFonts w:hint="eastAsia"/>
-        </w:rPr>
-        <w:t>p</w:t>
-      </w:r>
-      <w:r>
-        <w:t xml:space="preserve"> </w:t>
-      </w:r>
-      <w:r>
-        <w:rPr>
-          <w:rFonts w:hint="eastAsia"/>
-        </w:rPr>
-        <w:t>참고</w:t>
-      </w:r>
     </w:p>
     <w:p>
       <w:pPr>
@@ -2200,32 +2865,122 @@
           <w:ilvl w:val="3"/>
           <w:numId w:val="5"/>
         </w:numPr>
-      </w:pPr>
-      <w:r>
-        <w:rPr>
-          <w:rFonts w:hint="eastAsia"/>
-        </w:rPr>
-        <w:t>L</w:t>
-      </w:r>
-      <w:r>
-        <w:t xml:space="preserve">ocal scope </w:t>
-      </w:r>
-      <w:r>
-        <w:t>–</w:t>
-      </w:r>
-      <w:r>
-        <w:t xml:space="preserve"> </w:t>
-      </w:r>
-    </w:p>
-    <w:p>
-      <w:pPr>
-        <w:pStyle w:val="a6"/>
-        <w:numPr>
-          <w:ilvl w:val="3"/>
-          <w:numId w:val="5"/>
-        </w:numPr>
-      </w:pPr>
-      <w:r>
+        <w:rPr>
+          <w:rFonts w:ascii="굴림" w:eastAsia="굴림" w:hAnsi="굴림"/>
+        </w:rPr>
+      </w:pPr>
+      <w:r>
+        <w:rPr>
+          <w:rFonts w:ascii="굴림" w:eastAsia="굴림" w:hAnsi="굴림" w:hint="eastAsia"/>
+        </w:rPr>
+        <w:t>여러 값을 반환하는 경우 튜플로 패킹하여 반환</w:t>
+      </w:r>
+    </w:p>
+    <w:p>
+      <w:pPr>
+        <w:pStyle w:val="a6"/>
+        <w:numPr>
+          <w:ilvl w:val="4"/>
+          <w:numId w:val="5"/>
+        </w:numPr>
+        <w:rPr>
+          <w:rFonts w:ascii="굴림" w:eastAsia="굴림" w:hAnsi="굴림"/>
+        </w:rPr>
+      </w:pPr>
+      <w:r>
+        <w:rPr>
+          <w:rFonts w:ascii="굴림" w:eastAsia="굴림" w:hAnsi="굴림" w:hint="eastAsia"/>
+        </w:rPr>
+        <w:t>각 튜플을 언패킹하여 변수에 사용해야 함</w:t>
+      </w:r>
+    </w:p>
+    <w:p>
+      <w:pPr>
+        <w:pStyle w:val="a6"/>
+        <w:numPr>
+          <w:ilvl w:val="1"/>
+          <w:numId w:val="5"/>
+        </w:numPr>
+        <w:rPr>
+          <w:rFonts w:ascii="굴림" w:eastAsia="굴림" w:hAnsi="굴림"/>
+        </w:rPr>
+      </w:pPr>
+      <w:r>
+        <w:rPr>
+          <w:rFonts w:ascii="굴림" w:eastAsia="굴림" w:hAnsi="굴림" w:hint="eastAsia"/>
+        </w:rPr>
+        <w:t>람다 표현식</w:t>
+      </w:r>
+    </w:p>
+    <w:p>
+      <w:pPr>
+        <w:pStyle w:val="a6"/>
+        <w:numPr>
+          <w:ilvl w:val="2"/>
+          <w:numId w:val="5"/>
+        </w:numPr>
+        <w:rPr>
+          <w:rFonts w:ascii="굴림" w:eastAsia="굴림" w:hAnsi="굴림"/>
+        </w:rPr>
+      </w:pPr>
+      <w:r>
+        <w:rPr>
+          <w:rFonts w:ascii="굴림" w:eastAsia="굴림" w:hAnsi="굴림" w:hint="eastAsia"/>
+        </w:rPr>
+        <w:t xml:space="preserve">익명 함수를 만드는데 사용됨 </w:t>
+      </w:r>
+      <w:r>
+        <w:rPr>
+          <w:rFonts w:ascii="굴림" w:eastAsia="굴림" w:hAnsi="굴림"/>
+        </w:rPr>
+        <w:t xml:space="preserve">/ </w:t>
+      </w:r>
+      <w:r>
+        <w:rPr>
+          <w:rFonts w:ascii="굴림" w:eastAsia="굴림" w:hAnsi="굴림" w:hint="eastAsia"/>
+        </w:rPr>
+        <w:t xml:space="preserve">한 줄로 간단히 함수를 정의 </w:t>
+      </w:r>
+      <w:r>
+        <w:rPr>
+          <w:rFonts w:ascii="굴림" w:eastAsia="굴림" w:hAnsi="굴림"/>
+        </w:rPr>
+        <w:t xml:space="preserve">/ </w:t>
+      </w:r>
+      <w:r>
+        <w:rPr>
+          <w:rFonts w:ascii="굴림" w:eastAsia="굴림" w:hAnsi="굴림" w:hint="eastAsia"/>
+        </w:rPr>
+        <w:t xml:space="preserve">일반적으로 </w:t>
+      </w:r>
+      <w:r>
+        <w:rPr>
+          <w:rFonts w:ascii="굴림" w:eastAsia="굴림" w:hAnsi="굴림"/>
+        </w:rPr>
+        <w:t>1</w:t>
+      </w:r>
+      <w:r>
+        <w:rPr>
+          <w:rFonts w:ascii="굴림" w:eastAsia="굴림" w:hAnsi="굴림" w:hint="eastAsia"/>
+        </w:rPr>
+        <w:t>회용</w:t>
+      </w:r>
+    </w:p>
+    <w:p>
+      <w:pPr>
+        <w:pStyle w:val="a6"/>
+        <w:numPr>
+          <w:ilvl w:val="2"/>
+          <w:numId w:val="5"/>
+        </w:numPr>
+        <w:rPr>
+          <w:rFonts w:ascii="굴림" w:eastAsia="굴림" w:hAnsi="굴림"/>
+        </w:rPr>
+      </w:pPr>
+      <w:r>
+        <w:rPr>
+          <w:rFonts w:ascii="굴림" w:eastAsia="굴림" w:hAnsi="굴림"/>
+        </w:rPr>
         <w:t>…</w:t>
       </w:r>
     </w:p>
@@ -2236,6 +2991,9 @@
           <w:ilvl w:val="2"/>
           <w:numId w:val="5"/>
         </w:numPr>
+        <w:rPr>
+          <w:rFonts w:ascii="굴림" w:eastAsia="굴림" w:hAnsi="굴림"/>
+        </w:rPr>
       </w:pPr>
     </w:p>
     <w:p>
@@ -2245,696 +3003,24 @@
           <w:ilvl w:val="2"/>
           <w:numId w:val="5"/>
         </w:numPr>
-      </w:pPr>
-      <w:r>
-        <w:rPr>
-          <w:rFonts w:hint="eastAsia"/>
-        </w:rPr>
-        <w:t>g</w:t>
-      </w:r>
-      <w:r>
-        <w:t xml:space="preserve">lobal 키워드 – </w:t>
-      </w:r>
-      <w:r>
-        <w:rPr>
-          <w:rFonts w:hint="eastAsia"/>
-        </w:rPr>
-        <w:t xml:space="preserve">로컬 또는 </w:t>
-      </w:r>
-      <w:proofErr w:type="spellStart"/>
-      <w:r>
-        <w:rPr>
-          <w:rFonts w:hint="eastAsia"/>
-        </w:rPr>
-        <w:t>인클로즈드</w:t>
-      </w:r>
-      <w:proofErr w:type="spellEnd"/>
-      <w:r>
-        <w:rPr>
-          <w:rFonts w:hint="eastAsia"/>
-        </w:rPr>
-        <w:t xml:space="preserve"> </w:t>
-      </w:r>
-      <w:proofErr w:type="spellStart"/>
-      <w:r>
-        <w:rPr>
-          <w:rFonts w:hint="eastAsia"/>
-        </w:rPr>
-        <w:t>스코프에서</w:t>
-      </w:r>
-      <w:proofErr w:type="spellEnd"/>
-      <w:r>
-        <w:rPr>
-          <w:rFonts w:hint="eastAsia"/>
-        </w:rPr>
-        <w:t xml:space="preserve"> 글로벌 버전이 수정해야 할 경우</w:t>
-      </w:r>
-      <w:r>
-        <w:t xml:space="preserve">, </w:t>
-      </w:r>
-      <w:r>
-        <w:rPr>
-          <w:rFonts w:hint="eastAsia"/>
-        </w:rPr>
-        <w:t>글로벌 키워드를 사용하면 상위 공간도 수정 가능</w:t>
-      </w:r>
-    </w:p>
-    <w:p>
-      <w:pPr>
-        <w:pStyle w:val="a6"/>
-        <w:numPr>
-          <w:ilvl w:val="2"/>
-          <w:numId w:val="5"/>
-        </w:numPr>
-      </w:pPr>
-    </w:p>
-    <w:p>
-      <w:pPr>
-        <w:pStyle w:val="a6"/>
-        <w:numPr>
-          <w:ilvl w:val="1"/>
-          <w:numId w:val="5"/>
-        </w:numPr>
-      </w:pPr>
-      <w:r>
-        <w:rPr>
-          <w:rFonts w:hint="eastAsia"/>
-        </w:rPr>
-        <w:t>함수의 이름</w:t>
-      </w:r>
-    </w:p>
-    <w:p>
-      <w:pPr>
-        <w:pStyle w:val="a6"/>
-        <w:numPr>
-          <w:ilvl w:val="2"/>
-          <w:numId w:val="5"/>
-        </w:numPr>
-      </w:pPr>
-      <w:r>
-        <w:rPr>
-          <w:rFonts w:hint="eastAsia"/>
-        </w:rPr>
-        <w:t xml:space="preserve">소문자와 </w:t>
-      </w:r>
-      <w:proofErr w:type="spellStart"/>
-      <w:r>
-        <w:rPr>
-          <w:rFonts w:hint="eastAsia"/>
-        </w:rPr>
-        <w:t>언더스코어</w:t>
-      </w:r>
-      <w:proofErr w:type="spellEnd"/>
-      <w:r>
-        <w:rPr>
-          <w:rFonts w:hint="eastAsia"/>
-        </w:rPr>
-        <w:t>_</w:t>
-      </w:r>
-      <w:r>
-        <w:t xml:space="preserve"> </w:t>
-      </w:r>
-      <w:proofErr w:type="gramStart"/>
-      <w:r>
-        <w:rPr>
-          <w:rFonts w:hint="eastAsia"/>
-        </w:rPr>
-        <w:t>사용</w:t>
-      </w:r>
-      <w:r>
-        <w:t xml:space="preserve"> /</w:t>
-      </w:r>
-      <w:proofErr w:type="gramEnd"/>
-      <w:r>
-        <w:t xml:space="preserve"> </w:t>
-      </w:r>
-      <w:r>
-        <w:rPr>
-          <w:rFonts w:hint="eastAsia"/>
-        </w:rPr>
-        <w:t>동사로 시작하여 함수의 동작을 직관적으로 설명</w:t>
-      </w:r>
-    </w:p>
-    <w:p>
-      <w:pPr>
-        <w:pStyle w:val="a6"/>
-        <w:numPr>
-          <w:ilvl w:val="3"/>
-          <w:numId w:val="5"/>
-        </w:numPr>
-      </w:pPr>
-      <w:r>
-        <w:rPr>
-          <w:rFonts w:hint="eastAsia"/>
-        </w:rPr>
-        <w:t>이름이 짧을 필요 없음,</w:t>
-      </w:r>
-      <w:r>
-        <w:t xml:space="preserve"> </w:t>
-      </w:r>
-      <w:r>
-        <w:rPr>
-          <w:rFonts w:hint="eastAsia"/>
-        </w:rPr>
-        <w:t>약어 사용 지양</w:t>
-      </w:r>
-    </w:p>
-    <w:p>
-      <w:pPr>
-        <w:pStyle w:val="a6"/>
-        <w:numPr>
-          <w:ilvl w:val="1"/>
-          <w:numId w:val="5"/>
-        </w:numPr>
-      </w:pPr>
-      <w:r>
-        <w:rPr>
-          <w:rFonts w:hint="eastAsia"/>
-        </w:rPr>
-        <w:t>단일 책임 원칙</w:t>
-      </w:r>
-    </w:p>
-    <w:p>
-      <w:pPr>
-        <w:pStyle w:val="a6"/>
-        <w:numPr>
-          <w:ilvl w:val="2"/>
-          <w:numId w:val="5"/>
-        </w:numPr>
-      </w:pPr>
-      <w:r>
-        <w:rPr>
-          <w:rFonts w:hint="eastAsia"/>
-        </w:rPr>
-        <w:t>모든 객체는 하나의 명확한 목적과 책임만을 가진다</w:t>
-      </w:r>
-    </w:p>
-    <w:p>
-      <w:pPr>
-        <w:pStyle w:val="a6"/>
-        <w:numPr>
-          <w:ilvl w:val="3"/>
-          <w:numId w:val="5"/>
-        </w:numPr>
-      </w:pPr>
-      <w:r>
-        <w:rPr>
-          <w:rFonts w:hint="eastAsia"/>
-        </w:rPr>
-        <w:t>하나의 함수는 이름으로 명확한</w:t>
-      </w:r>
-      <w:r>
-        <w:t xml:space="preserve"> </w:t>
-      </w:r>
-      <w:r>
-        <w:rPr>
-          <w:rFonts w:hint="eastAsia"/>
-        </w:rPr>
-        <w:t>목적을 표현하며,</w:t>
-      </w:r>
-      <w:r>
-        <w:t xml:space="preserve"> </w:t>
-      </w:r>
-      <w:r>
-        <w:rPr>
-          <w:rFonts w:hint="eastAsia"/>
-        </w:rPr>
-        <w:t>한 가지 작업만 수행함</w:t>
-      </w:r>
-    </w:p>
-    <w:p>
-      <w:pPr>
-        <w:pStyle w:val="a6"/>
-        <w:numPr>
-          <w:ilvl w:val="3"/>
-          <w:numId w:val="5"/>
-        </w:numPr>
-      </w:pPr>
-      <w:r>
-        <w:rPr>
-          <w:rFonts w:hint="eastAsia"/>
-        </w:rPr>
-        <w:t>검증,</w:t>
-      </w:r>
-      <w:r>
-        <w:t xml:space="preserve"> </w:t>
-      </w:r>
-      <w:r>
-        <w:rPr>
-          <w:rFonts w:hint="eastAsia"/>
-        </w:rPr>
-        <w:t>처리,</w:t>
-      </w:r>
-      <w:r>
-        <w:t xml:space="preserve"> </w:t>
-      </w:r>
-      <w:r>
-        <w:rPr>
-          <w:rFonts w:hint="eastAsia"/>
-        </w:rPr>
-        <w:t>저장 등을 별도 함수로 분리하며, 독립적으로 동작 가능하게 설계</w:t>
-      </w:r>
-    </w:p>
-    <w:p>
-      <w:pPr>
-        <w:pStyle w:val="a6"/>
-        <w:numPr>
-          <w:ilvl w:val="3"/>
-          <w:numId w:val="5"/>
-        </w:numPr>
-      </w:pPr>
-      <w:r>
-        <w:rPr>
-          <w:rFonts w:hint="eastAsia"/>
-        </w:rPr>
-        <w:t>작은 단위의 함수로 나누어 유지 보수 시 영향 범위를 최소화</w:t>
-      </w:r>
-    </w:p>
-    <w:p>
-      <w:pPr>
-        <w:pStyle w:val="a6"/>
-        <w:numPr>
-          <w:ilvl w:val="3"/>
-          <w:numId w:val="5"/>
-        </w:numPr>
-      </w:pPr>
-    </w:p>
-    <w:p>
-      <w:pPr>
-        <w:pStyle w:val="a6"/>
-        <w:numPr>
-          <w:ilvl w:val="1"/>
-          <w:numId w:val="5"/>
-        </w:numPr>
-      </w:pPr>
-      <w:r>
-        <w:rPr>
-          <w:rFonts w:hint="eastAsia"/>
-        </w:rPr>
-        <w:t>P</w:t>
-      </w:r>
-      <w:r>
-        <w:t>acking, Unpa</w:t>
-      </w:r>
-      <w:r>
-        <w:t>cking</w:t>
-      </w:r>
-    </w:p>
-    <w:p>
-      <w:pPr>
-        <w:pStyle w:val="a6"/>
-        <w:numPr>
-          <w:ilvl w:val="2"/>
-          <w:numId w:val="5"/>
-        </w:numPr>
-      </w:pPr>
-      <w:r>
-        <w:rPr>
-          <w:rFonts w:hint="eastAsia"/>
-        </w:rPr>
-        <w:t xml:space="preserve">패킹 </w:t>
-      </w:r>
-      <w:r>
-        <w:t xml:space="preserve">– </w:t>
-      </w:r>
-      <w:r>
-        <w:rPr>
-          <w:rFonts w:hint="eastAsia"/>
-        </w:rPr>
-        <w:t xml:space="preserve">여러 개의 데이터를 하나의 컬렉션으로 묶는 과정 </w:t>
-      </w:r>
-    </w:p>
-    <w:p>
-      <w:pPr>
-        <w:pStyle w:val="a6"/>
-        <w:numPr>
-          <w:ilvl w:val="3"/>
-          <w:numId w:val="5"/>
-        </w:numPr>
-      </w:pPr>
-      <w:r>
-        <w:rPr>
-          <w:rFonts w:hint="eastAsia"/>
-        </w:rPr>
-        <w:t xml:space="preserve">한 변수에 쉼표로 구분된 값을 넣으면 자동으로 </w:t>
-      </w:r>
-      <w:proofErr w:type="spellStart"/>
-      <w:r>
-        <w:rPr>
-          <w:rFonts w:hint="eastAsia"/>
-        </w:rPr>
-        <w:t>튜플로</w:t>
-      </w:r>
-      <w:proofErr w:type="spellEnd"/>
-      <w:r>
-        <w:rPr>
-          <w:rFonts w:hint="eastAsia"/>
-        </w:rPr>
-        <w:t xml:space="preserve"> 처리</w:t>
-      </w:r>
-    </w:p>
-    <w:p>
-      <w:pPr>
-        <w:pStyle w:val="a6"/>
-        <w:numPr>
-          <w:ilvl w:val="3"/>
-          <w:numId w:val="5"/>
-        </w:numPr>
-      </w:pPr>
-      <w:r>
-        <w:rPr>
-          <w:rFonts w:hint="eastAsia"/>
-        </w:rPr>
-        <w:t xml:space="preserve">*이 붙인 매개변수가 남는 위치 인자들을 모아 </w:t>
-      </w:r>
-      <w:proofErr w:type="spellStart"/>
-      <w:r>
-        <w:rPr>
-          <w:rFonts w:hint="eastAsia"/>
-        </w:rPr>
-        <w:t>튜플로</w:t>
-      </w:r>
-      <w:proofErr w:type="spellEnd"/>
-      <w:r>
-        <w:rPr>
-          <w:rFonts w:hint="eastAsia"/>
-        </w:rPr>
-        <w:t xml:space="preserve"> 처리</w:t>
-      </w:r>
-    </w:p>
-    <w:p>
-      <w:pPr>
-        <w:pStyle w:val="a6"/>
-        <w:numPr>
-          <w:ilvl w:val="2"/>
-          <w:numId w:val="5"/>
-        </w:numPr>
-      </w:pPr>
-      <w:proofErr w:type="spellStart"/>
-      <w:r>
-        <w:rPr>
-          <w:rFonts w:hint="eastAsia"/>
-        </w:rPr>
-        <w:t>언패킹</w:t>
-      </w:r>
-      <w:proofErr w:type="spellEnd"/>
-      <w:r>
-        <w:rPr>
-          <w:rFonts w:hint="eastAsia"/>
-        </w:rPr>
-        <w:t xml:space="preserve"> </w:t>
-      </w:r>
-      <w:r>
-        <w:t xml:space="preserve">– </w:t>
-      </w:r>
-      <w:proofErr w:type="spellStart"/>
-      <w:r>
-        <w:rPr>
-          <w:rFonts w:hint="eastAsia"/>
-        </w:rPr>
-        <w:t>컬랙션에</w:t>
-      </w:r>
-      <w:proofErr w:type="spellEnd"/>
-      <w:r>
-        <w:rPr>
-          <w:rFonts w:hint="eastAsia"/>
-        </w:rPr>
-        <w:t xml:space="preserve"> 담겨있는 데이터들을 개별 요소로 </w:t>
-      </w:r>
-      <w:proofErr w:type="spellStart"/>
-      <w:r>
-        <w:rPr>
-          <w:rFonts w:hint="eastAsia"/>
-        </w:rPr>
-        <w:t>펼쳐놓음</w:t>
-      </w:r>
-      <w:proofErr w:type="spellEnd"/>
-    </w:p>
-    <w:p>
-      <w:pPr>
-        <w:pStyle w:val="a6"/>
-        <w:numPr>
-          <w:ilvl w:val="3"/>
-          <w:numId w:val="5"/>
-        </w:numPr>
-      </w:pPr>
-      <w:proofErr w:type="spellStart"/>
-      <w:r>
-        <w:rPr>
-          <w:rFonts w:hint="eastAsia"/>
-        </w:rPr>
-        <w:lastRenderedPageBreak/>
-        <w:t>튜플이나</w:t>
-      </w:r>
-      <w:proofErr w:type="spellEnd"/>
-      <w:r>
-        <w:rPr>
-          <w:rFonts w:hint="eastAsia"/>
-        </w:rPr>
-        <w:t xml:space="preserve"> 리스트 등의 객체 요소들을 개별 변수에 할당</w:t>
-      </w:r>
-    </w:p>
-    <w:p>
-      <w:pPr>
-        <w:pStyle w:val="a6"/>
-        <w:numPr>
-          <w:ilvl w:val="3"/>
-          <w:numId w:val="5"/>
-        </w:numPr>
-      </w:pPr>
-    </w:p>
-    <w:p>
-      <w:pPr>
-        <w:pStyle w:val="a6"/>
-        <w:numPr>
-          <w:ilvl w:val="1"/>
-          <w:numId w:val="5"/>
-        </w:numPr>
-      </w:pPr>
-      <w:r>
-        <w:rPr>
-          <w:rFonts w:hint="eastAsia"/>
-        </w:rPr>
-        <w:t>함수와 반환</w:t>
-      </w:r>
-    </w:p>
-    <w:p>
-      <w:pPr>
-        <w:pStyle w:val="a6"/>
-        <w:numPr>
-          <w:ilvl w:val="2"/>
-          <w:numId w:val="5"/>
-        </w:numPr>
-      </w:pPr>
-      <w:proofErr w:type="spellStart"/>
-      <w:r>
-        <w:rPr>
-          <w:rFonts w:hint="eastAsia"/>
-        </w:rPr>
-        <w:t>파이썬의</w:t>
-      </w:r>
-      <w:proofErr w:type="spellEnd"/>
-      <w:r>
-        <w:rPr>
-          <w:rFonts w:hint="eastAsia"/>
-        </w:rPr>
-        <w:t xml:space="preserve"> 함수는 언제나 단 하나의 값만 반환한 수 있음,</w:t>
-      </w:r>
-      <w:r>
-        <w:t xml:space="preserve"> </w:t>
-      </w:r>
-    </w:p>
-    <w:p>
-      <w:pPr>
-        <w:pStyle w:val="a6"/>
-        <w:numPr>
-          <w:ilvl w:val="3"/>
-          <w:numId w:val="5"/>
-        </w:numPr>
-      </w:pPr>
-      <w:r>
-        <w:rPr>
-          <w:rFonts w:hint="eastAsia"/>
-        </w:rPr>
-        <w:t xml:space="preserve">여러 값을 반환하는 경우 </w:t>
-      </w:r>
-      <w:proofErr w:type="spellStart"/>
-      <w:r>
-        <w:rPr>
-          <w:rFonts w:hint="eastAsia"/>
-        </w:rPr>
-        <w:t>튜플로</w:t>
-      </w:r>
-      <w:proofErr w:type="spellEnd"/>
-      <w:r>
-        <w:rPr>
-          <w:rFonts w:hint="eastAsia"/>
-        </w:rPr>
-        <w:t xml:space="preserve"> </w:t>
-      </w:r>
-      <w:proofErr w:type="spellStart"/>
-      <w:r>
-        <w:rPr>
-          <w:rFonts w:hint="eastAsia"/>
-        </w:rPr>
-        <w:t>패킹하여</w:t>
-      </w:r>
-      <w:proofErr w:type="spellEnd"/>
-      <w:r>
-        <w:rPr>
-          <w:rFonts w:hint="eastAsia"/>
-        </w:rPr>
-        <w:t xml:space="preserve"> 반환</w:t>
-      </w:r>
-    </w:p>
-    <w:p>
-      <w:pPr>
-        <w:pStyle w:val="a6"/>
-        <w:numPr>
-          <w:ilvl w:val="4"/>
-          <w:numId w:val="5"/>
-        </w:numPr>
-      </w:pPr>
-      <w:r>
-        <w:rPr>
-          <w:rFonts w:hint="eastAsia"/>
-        </w:rPr>
-        <w:t xml:space="preserve">각 </w:t>
-      </w:r>
-      <w:proofErr w:type="spellStart"/>
-      <w:r>
-        <w:rPr>
-          <w:rFonts w:hint="eastAsia"/>
-        </w:rPr>
-        <w:t>튜플을</w:t>
-      </w:r>
-      <w:proofErr w:type="spellEnd"/>
-      <w:r>
-        <w:rPr>
-          <w:rFonts w:hint="eastAsia"/>
-        </w:rPr>
-        <w:t xml:space="preserve"> </w:t>
-      </w:r>
-      <w:proofErr w:type="spellStart"/>
-      <w:r>
-        <w:rPr>
-          <w:rFonts w:hint="eastAsia"/>
-        </w:rPr>
-        <w:t>언패킹하여</w:t>
-      </w:r>
-      <w:proofErr w:type="spellEnd"/>
-      <w:r>
-        <w:rPr>
-          <w:rFonts w:hint="eastAsia"/>
-        </w:rPr>
-        <w:t xml:space="preserve"> 변수에 사용해야 함</w:t>
-      </w:r>
-    </w:p>
-    <w:p>
-      <w:pPr>
-        <w:pStyle w:val="a6"/>
-        <w:numPr>
-          <w:ilvl w:val="1"/>
-          <w:numId w:val="5"/>
-        </w:numPr>
-      </w:pPr>
-      <w:r>
-        <w:rPr>
-          <w:rFonts w:hint="eastAsia"/>
-        </w:rPr>
-        <w:t>람다 표현식</w:t>
-      </w:r>
-    </w:p>
-    <w:p>
-      <w:pPr>
-        <w:pStyle w:val="a6"/>
-        <w:numPr>
-          <w:ilvl w:val="2"/>
-          <w:numId w:val="5"/>
-        </w:numPr>
-      </w:pPr>
-      <w:r>
-        <w:rPr>
-          <w:rFonts w:hint="eastAsia"/>
-        </w:rPr>
-        <w:t xml:space="preserve">익명 함수를 만드는데 </w:t>
-      </w:r>
-      <w:proofErr w:type="gramStart"/>
-      <w:r>
-        <w:rPr>
-          <w:rFonts w:hint="eastAsia"/>
-        </w:rPr>
-        <w:t xml:space="preserve">사용됨 </w:t>
-      </w:r>
-      <w:r>
-        <w:t>/</w:t>
-      </w:r>
-      <w:proofErr w:type="gramEnd"/>
-      <w:r>
-        <w:t xml:space="preserve"> </w:t>
-      </w:r>
-      <w:r>
-        <w:rPr>
-          <w:rFonts w:hint="eastAsia"/>
-        </w:rPr>
-        <w:t xml:space="preserve">한 줄로 간단히 함수를 정의 </w:t>
-      </w:r>
-      <w:r>
-        <w:t xml:space="preserve">/ </w:t>
-      </w:r>
-      <w:r>
-        <w:rPr>
-          <w:rFonts w:hint="eastAsia"/>
-        </w:rPr>
-        <w:t xml:space="preserve">일반적으로 </w:t>
-      </w:r>
-      <w:r>
-        <w:t>1</w:t>
-      </w:r>
-      <w:r>
-        <w:rPr>
-          <w:rFonts w:hint="eastAsia"/>
-        </w:rPr>
-        <w:t>회용</w:t>
-      </w:r>
-    </w:p>
-    <w:p>
-      <w:pPr>
-        <w:pStyle w:val="a6"/>
-        <w:numPr>
-          <w:ilvl w:val="2"/>
-          <w:numId w:val="5"/>
-        </w:numPr>
-      </w:pPr>
-      <w:r>
-        <w:t>…</w:t>
-      </w:r>
-    </w:p>
-    <w:p>
-      <w:pPr>
-        <w:pStyle w:val="a6"/>
-        <w:numPr>
-          <w:ilvl w:val="2"/>
-          <w:numId w:val="5"/>
-        </w:numPr>
-      </w:pPr>
-    </w:p>
-    <w:p>
-      <w:pPr>
-        <w:pStyle w:val="a6"/>
-        <w:numPr>
-          <w:ilvl w:val="2"/>
-          <w:numId w:val="5"/>
-        </w:numPr>
-      </w:pPr>
-      <w:r>
-        <w:rPr>
-          <w:rFonts w:hint="eastAsia"/>
+        <w:rPr>
+          <w:rFonts w:ascii="굴림" w:eastAsia="굴림" w:hAnsi="굴림"/>
+        </w:rPr>
+      </w:pPr>
+      <w:r>
+        <w:rPr>
+          <w:rFonts w:ascii="굴림" w:eastAsia="굴림" w:hAnsi="굴림" w:hint="eastAsia"/>
         </w:rPr>
         <w:t>.</w:t>
       </w:r>
     </w:p>
-    <w:p/>
+    <w:p>
+      <w:pPr>
+        <w:rPr>
+          <w:rFonts w:ascii="굴림" w:eastAsia="굴림" w:hAnsi="굴림"/>
+        </w:rPr>
+      </w:pPr>
+    </w:p>
     <w:sectPr>
       <w:pgSz w:w="11906" w:h="16838"/>
       <w:pgMar w:top="567" w:right="567" w:bottom="567" w:left="567" w:header="851" w:footer="992" w:gutter="0"/>
@@ -2946,7 +3032,7 @@
 </file>
 
 <file path=word/endnotes.xml><?xml version="1.0" encoding="utf-8"?>
-<w:endnotes xmlns:wpc="http://schemas.microsoft.com/office/word/2010/wordprocessingCanvas" xmlns:cx="http://schemas.microsoft.com/office/drawing/2014/chartex" xmlns:cx1="http://schemas.microsoft.com/office/drawing/2015/9/8/chartex" xmlns:cx2="http://schemas.microsoft.com/office/drawing/2015/10/21/chartex" xmlns:cx3="http://schemas.microsoft.com/office/drawing/2016/5/9/chartex" xmlns:cx4="http://schemas.microsoft.com/office/drawing/2016/5/10/chartex" xmlns:cx5="http://schemas.microsoft.com/office/drawing/2016/5/11/chartex" xmlns:cx6="http://schemas.microsoft.com/office/drawing/2016/5/12/chartex" xmlns:cx7="http://schemas.microsoft.com/office/drawing/2016/5/13/chartex" xmlns:cx8="http://schemas.microsoft.com/office/drawing/2016/5/14/chartex" xmlns:mc="http://schemas.openxmlformats.org/markup-compatibility/2006" xmlns:aink="http://schemas.microsoft.com/office/drawing/2016/ink" xmlns:am3d="http://schemas.microsoft.com/office/drawing/2017/model3d" xmlns:o="urn:schemas-microsoft-com:office:office" xmlns:r="http://schemas.openxmlformats.org/officeDocument/2006/relationships" xmlns:m="http://schemas.openxmlformats.org/officeDocument/2006/math" xmlns:v="urn:schemas-microsoft-com:vml" xmlns:wp14="http://schemas.microsoft.com/office/word/2010/wordprocessingDrawing" xmlns:wp="http://schemas.openxmlformats.org/drawingml/2006/wordprocessingDrawing" xmlns:w10="urn:schemas-microsoft-com:office:word" xmlns:w="http://schemas.openxmlformats.org/wordprocessingml/2006/main" xmlns:w14="http://schemas.microsoft.com/office/word/2010/wordml" xmlns:w15="http://schemas.microsoft.com/office/word/2012/wordml" xmlns:w16cex="http://schemas.microsoft.com/office/word/2018/wordml/cex" xmlns:w16cid="http://schemas.microsoft.com/office/word/2016/wordml/cid" xmlns:w16="http://schemas.microsoft.com/office/word/2018/wordml" xmlns:w16sdtdh="http://schemas.microsoft.com/office/word/2020/wordml/sdtdatahash" xmlns:w16se="http://schemas.microsoft.com/office/word/2015/wordml/symex" xmlns:wpg="http://schemas.microsoft.com/office/word/2010/wordprocessingGroup" xmlns:wpi="http://schemas.microsoft.com/office/word/2010/wordprocessingInk" xmlns:wne="http://schemas.microsoft.com/office/word/2006/wordml" xmlns:wps="http://schemas.microsoft.com/office/word/2010/wordprocessingShape" mc:Ignorable="w14 w15 w16se w16cid w16 w16cex w16sdtdh wp14">
+<w:endnotes xmlns:wpc="http://schemas.microsoft.com/office/word/2010/wordprocessingCanvas" xmlns:cx="http://schemas.microsoft.com/office/drawing/2014/chartex" xmlns:cx1="http://schemas.microsoft.com/office/drawing/2015/9/8/chartex" xmlns:cx2="http://schemas.microsoft.com/office/drawing/2015/10/21/chartex" xmlns:cx3="http://schemas.microsoft.com/office/drawing/2016/5/9/chartex" xmlns:cx4="http://schemas.microsoft.com/office/drawing/2016/5/10/chartex" xmlns:cx5="http://schemas.microsoft.com/office/drawing/2016/5/11/chartex" xmlns:cx6="http://schemas.microsoft.com/office/drawing/2016/5/12/chartex" xmlns:cx7="http://schemas.microsoft.com/office/drawing/2016/5/13/chartex" xmlns:cx8="http://schemas.microsoft.com/office/drawing/2016/5/14/chartex" xmlns:mc="http://schemas.openxmlformats.org/markup-compatibility/2006" xmlns:aink="http://schemas.microsoft.com/office/drawing/2016/ink" xmlns:am3d="http://schemas.microsoft.com/office/drawing/2017/model3d" xmlns:o="urn:schemas-microsoft-com:office:office" xmlns:oel="http://schemas.microsoft.com/office/2019/extlst" xmlns:r="http://schemas.openxmlformats.org/officeDocument/2006/relationships" xmlns:m="http://schemas.openxmlformats.org/officeDocument/2006/math" xmlns:v="urn:schemas-microsoft-com:vml" xmlns:wp14="http://schemas.microsoft.com/office/word/2010/wordprocessingDrawing" xmlns:wp="http://schemas.openxmlformats.org/drawingml/2006/wordprocessingDrawing" xmlns:w10="urn:schemas-microsoft-com:office:word" xmlns:w="http://schemas.openxmlformats.org/wordprocessingml/2006/main" xmlns:w14="http://schemas.microsoft.com/office/word/2010/wordml" xmlns:w15="http://schemas.microsoft.com/office/word/2012/wordml" xmlns:w16cex="http://schemas.microsoft.com/office/word/2018/wordml/cex" xmlns:w16cid="http://schemas.microsoft.com/office/word/2016/wordml/cid" xmlns:w16="http://schemas.microsoft.com/office/word/2018/wordml" xmlns:w16du="http://schemas.microsoft.com/office/word/2023/wordml/word16du" xmlns:w16sdtdh="http://schemas.microsoft.com/office/word/2020/wordml/sdtdatahash" xmlns:w16sdtfl="http://schemas.microsoft.com/office/word/2024/wordml/sdtformatlock" xmlns:w16se="http://schemas.microsoft.com/office/word/2015/wordml/symex" xmlns:wpg="http://schemas.microsoft.com/office/word/2010/wordprocessingGroup" xmlns:wpi="http://schemas.microsoft.com/office/word/2010/wordprocessingInk" xmlns:wne="http://schemas.microsoft.com/office/word/2006/wordml" xmlns:wps="http://schemas.microsoft.com/office/word/2010/wordprocessingShape" mc:Ignorable="w14 w15 w16se w16cid w16 w16cex w16sdtdh w16sdtfl w16du wp14">
   <w:endnote w:type="separator" w:id="-1">
     <w:p>
       <w:pPr>
@@ -2971,7 +3057,7 @@
 </file>
 
 <file path=word/footnotes.xml><?xml version="1.0" encoding="utf-8"?>
-<w:footnotes xmlns:wpc="http://schemas.microsoft.com/office/word/2010/wordprocessingCanvas" xmlns:cx="http://schemas.microsoft.com/office/drawing/2014/chartex" xmlns:cx1="http://schemas.microsoft.com/office/drawing/2015/9/8/chartex" xmlns:cx2="http://schemas.microsoft.com/office/drawing/2015/10/21/chartex" xmlns:cx3="http://schemas.microsoft.com/office/drawing/2016/5/9/chartex" xmlns:cx4="http://schemas.microsoft.com/office/drawing/2016/5/10/chartex" xmlns:cx5="http://schemas.microsoft.com/office/drawing/2016/5/11/chartex" xmlns:cx6="http://schemas.microsoft.com/office/drawing/2016/5/12/chartex" xmlns:cx7="http://schemas.microsoft.com/office/drawing/2016/5/13/chartex" xmlns:cx8="http://schemas.microsoft.com/office/drawing/2016/5/14/chartex" xmlns:mc="http://schemas.openxmlformats.org/markup-compatibility/2006" xmlns:aink="http://schemas.microsoft.com/office/drawing/2016/ink" xmlns:am3d="http://schemas.microsoft.com/office/drawing/2017/model3d" xmlns:o="urn:schemas-microsoft-com:office:office" xmlns:r="http://schemas.openxmlformats.org/officeDocument/2006/relationships" xmlns:m="http://schemas.openxmlformats.org/officeDocument/2006/math" xmlns:v="urn:schemas-microsoft-com:vml" xmlns:wp14="http://schemas.microsoft.com/office/word/2010/wordprocessingDrawing" xmlns:wp="http://schemas.openxmlformats.org/drawingml/2006/wordprocessingDrawing" xmlns:w10="urn:schemas-microsoft-com:office:word" xmlns:w="http://schemas.openxmlformats.org/wordprocessingml/2006/main" xmlns:w14="http://schemas.microsoft.com/office/word/2010/wordml" xmlns:w15="http://schemas.microsoft.com/office/word/2012/wordml" xmlns:w16cex="http://schemas.microsoft.com/office/word/2018/wordml/cex" xmlns:w16cid="http://schemas.microsoft.com/office/word/2016/wordml/cid" xmlns:w16="http://schemas.microsoft.com/office/word/2018/wordml" xmlns:w16sdtdh="http://schemas.microsoft.com/office/word/2020/wordml/sdtdatahash" xmlns:w16se="http://schemas.microsoft.com/office/word/2015/wordml/symex" xmlns:wpg="http://schemas.microsoft.com/office/word/2010/wordprocessingGroup" xmlns:wpi="http://schemas.microsoft.com/office/word/2010/wordprocessingInk" xmlns:wne="http://schemas.microsoft.com/office/word/2006/wordml" xmlns:wps="http://schemas.microsoft.com/office/word/2010/wordprocessingShape" mc:Ignorable="w14 w15 w16se w16cid w16 w16cex w16sdtdh wp14">
+<w:footnotes xmlns:wpc="http://schemas.microsoft.com/office/word/2010/wordprocessingCanvas" xmlns:cx="http://schemas.microsoft.com/office/drawing/2014/chartex" xmlns:cx1="http://schemas.microsoft.com/office/drawing/2015/9/8/chartex" xmlns:cx2="http://schemas.microsoft.com/office/drawing/2015/10/21/chartex" xmlns:cx3="http://schemas.microsoft.com/office/drawing/2016/5/9/chartex" xmlns:cx4="http://schemas.microsoft.com/office/drawing/2016/5/10/chartex" xmlns:cx5="http://schemas.microsoft.com/office/drawing/2016/5/11/chartex" xmlns:cx6="http://schemas.microsoft.com/office/drawing/2016/5/12/chartex" xmlns:cx7="http://schemas.microsoft.com/office/drawing/2016/5/13/chartex" xmlns:cx8="http://schemas.microsoft.com/office/drawing/2016/5/14/chartex" xmlns:mc="http://schemas.openxmlformats.org/markup-compatibility/2006" xmlns:aink="http://schemas.microsoft.com/office/drawing/2016/ink" xmlns:am3d="http://schemas.microsoft.com/office/drawing/2017/model3d" xmlns:o="urn:schemas-microsoft-com:office:office" xmlns:oel="http://schemas.microsoft.com/office/2019/extlst" xmlns:r="http://schemas.openxmlformats.org/officeDocument/2006/relationships" xmlns:m="http://schemas.openxmlformats.org/officeDocument/2006/math" xmlns:v="urn:schemas-microsoft-com:vml" xmlns:wp14="http://schemas.microsoft.com/office/word/2010/wordprocessingDrawing" xmlns:wp="http://schemas.openxmlformats.org/drawingml/2006/wordprocessingDrawing" xmlns:w10="urn:schemas-microsoft-com:office:word" xmlns:w="http://schemas.openxmlformats.org/wordprocessingml/2006/main" xmlns:w14="http://schemas.microsoft.com/office/word/2010/wordml" xmlns:w15="http://schemas.microsoft.com/office/word/2012/wordml" xmlns:w16cex="http://schemas.microsoft.com/office/word/2018/wordml/cex" xmlns:w16cid="http://schemas.microsoft.com/office/word/2016/wordml/cid" xmlns:w16="http://schemas.microsoft.com/office/word/2018/wordml" xmlns:w16du="http://schemas.microsoft.com/office/word/2023/wordml/word16du" xmlns:w16sdtdh="http://schemas.microsoft.com/office/word/2020/wordml/sdtdatahash" xmlns:w16sdtfl="http://schemas.microsoft.com/office/word/2024/wordml/sdtformatlock" xmlns:w16se="http://schemas.microsoft.com/office/word/2015/wordml/symex" xmlns:wpg="http://schemas.microsoft.com/office/word/2010/wordprocessingGroup" xmlns:wpi="http://schemas.microsoft.com/office/word/2010/wordprocessingInk" xmlns:wne="http://schemas.microsoft.com/office/word/2006/wordml" xmlns:wps="http://schemas.microsoft.com/office/word/2010/wordprocessingShape" mc:Ignorable="w14 w15 w16se w16cid w16 w16cex w16sdtdh w16sdtfl w16du wp14">
   <w:footnote w:type="separator" w:id="-1">
     <w:p>
       <w:pPr>
@@ -2996,7 +3082,7 @@
 </file>
 
 <file path=word/numbering.xml><?xml version="1.0" encoding="utf-8"?>
-<w:numbering xmlns:wpc="http://schemas.microsoft.com/office/word/2010/wordprocessingCanvas" xmlns:cx="http://schemas.microsoft.com/office/drawing/2014/chartex" xmlns:cx1="http://schemas.microsoft.com/office/drawing/2015/9/8/chartex" xmlns:cx2="http://schemas.microsoft.com/office/drawing/2015/10/21/chartex" xmlns:cx3="http://schemas.microsoft.com/office/drawing/2016/5/9/chartex" xmlns:cx4="http://schemas.microsoft.com/office/drawing/2016/5/10/chartex" xmlns:cx5="http://schemas.microsoft.com/office/drawing/2016/5/11/chartex" xmlns:cx6="http://schemas.microsoft.com/office/drawing/2016/5/12/chartex" xmlns:cx7="http://schemas.microsoft.com/office/drawing/2016/5/13/chartex" xmlns:cx8="http://schemas.microsoft.com/office/drawing/2016/5/14/chartex" xmlns:mc="http://schemas.openxmlformats.org/markup-compatibility/2006" xmlns:aink="http://schemas.microsoft.com/office/drawing/2016/ink" xmlns:am3d="http://schemas.microsoft.com/office/drawing/2017/model3d" xmlns:o="urn:schemas-microsoft-com:office:office" xmlns:r="http://schemas.openxmlformats.org/officeDocument/2006/relationships" xmlns:m="http://schemas.openxmlformats.org/officeDocument/2006/math" xmlns:v="urn:schemas-microsoft-com:vml" xmlns:wp14="http://schemas.microsoft.com/office/word/2010/wordprocessingDrawing" xmlns:wp="http://schemas.openxmlformats.org/drawingml/2006/wordprocessingDrawing" xmlns:w10="urn:schemas-microsoft-com:office:word" xmlns:w="http://schemas.openxmlformats.org/wordprocessingml/2006/main" xmlns:w14="http://schemas.microsoft.com/office/word/2010/wordml" xmlns:w15="http://schemas.microsoft.com/office/word/2012/wordml" xmlns:w16cex="http://schemas.microsoft.com/office/word/2018/wordml/cex" xmlns:w16cid="http://schemas.microsoft.com/office/word/2016/wordml/cid" xmlns:w16="http://schemas.microsoft.com/office/word/2018/wordml" xmlns:w16sdtdh="http://schemas.microsoft.com/office/word/2020/wordml/sdtdatahash" xmlns:w16se="http://schemas.microsoft.com/office/word/2015/wordml/symex" xmlns:wpg="http://schemas.microsoft.com/office/word/2010/wordprocessingGroup" xmlns:wpi="http://schemas.microsoft.com/office/word/2010/wordprocessingInk" xmlns:wne="http://schemas.microsoft.com/office/word/2006/wordml" xmlns:wps="http://schemas.microsoft.com/office/word/2010/wordprocessingShape" mc:Ignorable="w14 w15 w16se w16cid w16 w16cex w16sdtdh wp14">
+<w:numbering xmlns:wpc="http://schemas.microsoft.com/office/word/2010/wordprocessingCanvas" xmlns:cx="http://schemas.microsoft.com/office/drawing/2014/chartex" xmlns:cx1="http://schemas.microsoft.com/office/drawing/2015/9/8/chartex" xmlns:cx2="http://schemas.microsoft.com/office/drawing/2015/10/21/chartex" xmlns:cx3="http://schemas.microsoft.com/office/drawing/2016/5/9/chartex" xmlns:cx4="http://schemas.microsoft.com/office/drawing/2016/5/10/chartex" xmlns:cx5="http://schemas.microsoft.com/office/drawing/2016/5/11/chartex" xmlns:cx6="http://schemas.microsoft.com/office/drawing/2016/5/12/chartex" xmlns:cx7="http://schemas.microsoft.com/office/drawing/2016/5/13/chartex" xmlns:cx8="http://schemas.microsoft.com/office/drawing/2016/5/14/chartex" xmlns:mc="http://schemas.openxmlformats.org/markup-compatibility/2006" xmlns:aink="http://schemas.microsoft.com/office/drawing/2016/ink" xmlns:am3d="http://schemas.microsoft.com/office/drawing/2017/model3d" xmlns:o="urn:schemas-microsoft-com:office:office" xmlns:oel="http://schemas.microsoft.com/office/2019/extlst" xmlns:r="http://schemas.openxmlformats.org/officeDocument/2006/relationships" xmlns:m="http://schemas.openxmlformats.org/officeDocument/2006/math" xmlns:v="urn:schemas-microsoft-com:vml" xmlns:wp14="http://schemas.microsoft.com/office/word/2010/wordprocessingDrawing" xmlns:wp="http://schemas.openxmlformats.org/drawingml/2006/wordprocessingDrawing" xmlns:w10="urn:schemas-microsoft-com:office:word" xmlns:w="http://schemas.openxmlformats.org/wordprocessingml/2006/main" xmlns:w14="http://schemas.microsoft.com/office/word/2010/wordml" xmlns:w15="http://schemas.microsoft.com/office/word/2012/wordml" xmlns:w16cex="http://schemas.microsoft.com/office/word/2018/wordml/cex" xmlns:w16cid="http://schemas.microsoft.com/office/word/2016/wordml/cid" xmlns:w16="http://schemas.microsoft.com/office/word/2018/wordml" xmlns:w16du="http://schemas.microsoft.com/office/word/2023/wordml/word16du" xmlns:w16sdtdh="http://schemas.microsoft.com/office/word/2020/wordml/sdtdatahash" xmlns:w16sdtfl="http://schemas.microsoft.com/office/word/2024/wordml/sdtformatlock" xmlns:w16se="http://schemas.microsoft.com/office/word/2015/wordml/symex" xmlns:wpg="http://schemas.microsoft.com/office/word/2010/wordprocessingGroup" xmlns:wpi="http://schemas.microsoft.com/office/word/2010/wordprocessingInk" xmlns:wne="http://schemas.microsoft.com/office/word/2006/wordml" xmlns:wps="http://schemas.microsoft.com/office/word/2010/wordprocessingShape" mc:Ignorable="w14 w15 w16se w16cid w16 w16cex w16sdtdh w16sdtfl w16du wp14">
   <w:abstractNum w:abstractNumId="0" w15:restartNumberingAfterBreak="0">
     <w:nsid w:val="04683BC2"/>
     <w:multiLevelType w:val="multilevel"/>
@@ -3662,32 +3748,32 @@
       </w:rPr>
     </w:lvl>
   </w:abstractNum>
-  <w:num w:numId="1">
+  <w:num w:numId="1" w16cid:durableId="627787307">
     <w:abstractNumId w:val="6"/>
   </w:num>
-  <w:num w:numId="2">
+  <w:num w:numId="2" w16cid:durableId="1439713678">
     <w:abstractNumId w:val="2"/>
   </w:num>
-  <w:num w:numId="3">
+  <w:num w:numId="3" w16cid:durableId="1352147438">
     <w:abstractNumId w:val="4"/>
   </w:num>
-  <w:num w:numId="4">
+  <w:num w:numId="4" w16cid:durableId="1212114703">
     <w:abstractNumId w:val="3"/>
   </w:num>
-  <w:num w:numId="5">
+  <w:num w:numId="5" w16cid:durableId="1425766617">
     <w:abstractNumId w:val="1"/>
   </w:num>
-  <w:num w:numId="6">
+  <w:num w:numId="6" w16cid:durableId="852381005">
     <w:abstractNumId w:val="0"/>
   </w:num>
-  <w:num w:numId="7">
+  <w:num w:numId="7" w16cid:durableId="1204249739">
     <w:abstractNumId w:val="5"/>
   </w:num>
 </w:numbering>
 </file>
 
 <file path=word/styles.xml><?xml version="1.0" encoding="utf-8"?>
-<w:styles xmlns:mc="http://schemas.openxmlformats.org/markup-compatibility/2006" xmlns:r="http://schemas.openxmlformats.org/officeDocument/2006/relationships" xmlns:w="http://schemas.openxmlformats.org/wordprocessingml/2006/main" xmlns:w14="http://schemas.microsoft.com/office/word/2010/wordml" xmlns:w15="http://schemas.microsoft.com/office/word/2012/wordml" xmlns:w16cex="http://schemas.microsoft.com/office/word/2018/wordml/cex" xmlns:w16cid="http://schemas.microsoft.com/office/word/2016/wordml/cid" xmlns:w16="http://schemas.microsoft.com/office/word/2018/wordml" xmlns:w16sdtdh="http://schemas.microsoft.com/office/word/2020/wordml/sdtdatahash" xmlns:w16se="http://schemas.microsoft.com/office/word/2015/wordml/symex" mc:Ignorable="w14 w15 w16se w16cid w16 w16cex w16sdtdh">
+<w:styles xmlns:mc="http://schemas.openxmlformats.org/markup-compatibility/2006" xmlns:r="http://schemas.openxmlformats.org/officeDocument/2006/relationships" xmlns:w="http://schemas.openxmlformats.org/wordprocessingml/2006/main" xmlns:w14="http://schemas.microsoft.com/office/word/2010/wordml" xmlns:w15="http://schemas.microsoft.com/office/word/2012/wordml" xmlns:w16cex="http://schemas.microsoft.com/office/word/2018/wordml/cex" xmlns:w16cid="http://schemas.microsoft.com/office/word/2016/wordml/cid" xmlns:w16="http://schemas.microsoft.com/office/word/2018/wordml" xmlns:w16du="http://schemas.microsoft.com/office/word/2023/wordml/word16du" xmlns:w16sdtdh="http://schemas.microsoft.com/office/word/2020/wordml/sdtdatahash" xmlns:w16sdtfl="http://schemas.microsoft.com/office/word/2024/wordml/sdtformatlock" xmlns:w16se="http://schemas.microsoft.com/office/word/2015/wordml/symex" mc:Ignorable="w14 w15 w16se w16cid w16 w16cex w16sdtdh w16sdtfl w16du">
   <w:docDefaults>
     <w:rPrDefault>
       <w:rPr>
